--- a/szerkesztendo_dokumentumok/naturAlap_REKA.docx
+++ b/szerkesztendo_dokumentumok/naturAlap_REKA.docx
@@ -183,7 +183,7 @@
                     <w:sz w:val="88"/>
                     <w:szCs w:val="88"/>
                   </w:rPr>
-                  <w:t>Natur_alap</w:t>
+                  <w:t>Dokumentáció</w:t>
                 </w:r>
               </w:p>
             </w:tc>
@@ -282,33 +282,46 @@
                   </w:rPr>
                   <w:br/>
                 </w:r>
-                <w:sdt>
-                  <w:sdtPr>
-                    <w:rPr>
-                      <w:color w:val="00C6BB" w:themeColor="accent1"/>
-                      <w:sz w:val="28"/>
-                      <w:szCs w:val="28"/>
-                    </w:rPr>
-                    <w:alias w:val="Szerző"/>
-                    <w:id w:val="13406928"/>
-                    <w:placeholder>
-                      <w:docPart w:val="215536D86DD94E6B9E5CC8BB7089C1F7"/>
-                    </w:placeholder>
-                    <w:dataBinding w:prefixMappings="xmlns:ns0='http://schemas.openxmlformats.org/package/2006/metadata/core-properties' xmlns:ns1='http://purl.org/dc/elements/1.1/'" w:xpath="/ns0:coreProperties[1]/ns1:creator[1]" w:storeItemID="{6C3C8BC8-F283-45AE-878A-BAB7291924A1}"/>
-                    <w:text/>
-                  </w:sdtPr>
-                  <w:sdtEndPr/>
-                  <w:sdtContent>
-                    <w:r>
-                      <w:rPr>
-                        <w:color w:val="00C6BB" w:themeColor="accent1"/>
-                        <w:sz w:val="28"/>
-                        <w:szCs w:val="28"/>
-                      </w:rPr>
-                      <w:t>Pásztor Zoltán</w:t>
-                    </w:r>
-                  </w:sdtContent>
-                </w:sdt>
+                <w:r>
+                  <w:rPr>
+                    <w:color w:val="00C6BB" w:themeColor="accent1"/>
+                    <w:sz w:val="28"/>
+                    <w:szCs w:val="28"/>
+                  </w:rPr>
+                  <w:t>Paller</w:t>
+                </w:r>
+                <w:r>
+                  <w:rPr>
+                    <w:color w:val="00C6BB" w:themeColor="accent1"/>
+                    <w:sz w:val="28"/>
+                    <w:szCs w:val="28"/>
+                  </w:rPr>
+                  <w:t> </w:t>
+                </w:r>
+                <w:r>
+                  <w:rPr>
+                    <w:color w:val="00C6BB" w:themeColor="accent1"/>
+                    <w:sz w:val="28"/>
+                    <w:szCs w:val="28"/>
+                  </w:rPr>
+                  <w:t>Péter</w:t>
+                </w:r>
+                <w:r>
+                  <w:rPr>
+                    <w:color w:val="00C6BB" w:themeColor="accent1"/>
+                    <w:sz w:val="28"/>
+                    <w:szCs w:val="28"/>
+                  </w:rPr>
+                  <w:t> </w:t>
+                </w:r>
+                <w:r>
+                  <w:rPr>
+                    <w:color w:val="00C6BB" w:themeColor="accent1"/>
+                    <w:sz w:val="28"/>
+                    <w:szCs w:val="28"/>
+                  </w:rPr>
+                  <w:t>Décse</w:t>
+                </w:r>
               </w:p>
               <w:sdt>
                 <w:sdtPr>
@@ -391,9 +404,34 @@
       </w:sdtContent>
     </w:sdt>
     <w:bookmarkStart w:id="0" w:name="_Toc209178470" w:displacedByCustomXml="prev"/>
+    <w:p>
+      <w:pPr>
+        <w:pStyle w:val="Cmsor1"/>
+        <w:numPr>
+          <w:ilvl w:val="0"/>
+          <w:numId w:val="0"/>
+        </w:numPr>
+        <w:sectPr>
+          <w:headerReference w:type="even" r:id="rId9"/>
+          <w:headerReference w:type="default" r:id="rId10"/>
+          <w:footerReference w:type="even" r:id="rId11"/>
+          <w:footerReference w:type="default" r:id="rId12"/>
+          <w:headerReference w:type="first" r:id="rId13"/>
+          <w:footerReference w:type="first" r:id="rId14"/>
+          <w:pgSz w:w="11906" w:h="16838"/>
+          <w:pgMar w:top="1417" w:right="1417" w:bottom="1417" w:left="1417" w:header="708" w:footer="708" w:gutter="0"/>
+          <w:pgNumType w:start="0"/>
+          <w:cols w:space="708"/>
+          <w:titlePg/>
+          <w:docGrid w:linePitch="360"/>
+        </w:sectPr>
+      </w:pPr>
+    </w:p>
+    <w:bookmarkStart w:id="1" w:name="_Toc225232281" w:displacedByCustomXml="next"/>
+    <w:bookmarkStart w:id="2" w:name="_Toc225232123" w:displacedByCustomXml="next"/>
     <w:sdt>
       <w:sdtPr>
-        <w:id w:val="-975217246"/>
+        <w:id w:val="-148595375"/>
         <w:docPartObj>
           <w:docPartGallery w:val="Table of Contents"/>
           <w:docPartUnique/>
@@ -401,24 +439,24 @@
       </w:sdtPr>
       <w:sdtEndPr>
         <w:rPr>
-          <w:b/>
+          <w:rFonts w:eastAsiaTheme="minorHAnsi" w:cstheme="minorBidi"/>
           <w:bCs/>
+          <w:color w:val="auto"/>
+          <w:sz w:val="22"/>
+          <w:szCs w:val="22"/>
+          <w:lang w:eastAsia="en-US"/>
         </w:rPr>
       </w:sdtEndPr>
       <w:sdtContent>
         <w:p>
           <w:pPr>
-            <w:ind w:left="0"/>
-            <w:rPr>
-              <w:rStyle w:val="Cmsor1Char"/>
-              <w:rFonts w:eastAsiaTheme="minorHAnsi"/>
-            </w:rPr>
+            <w:pStyle w:val="Tartalomjegyzkcmsora"/>
+            <w:numPr>
+              <w:ilvl w:val="0"/>
+              <w:numId w:val="0"/>
+            </w:numPr>
           </w:pPr>
           <w:r>
-            <w:rPr>
-              <w:rStyle w:val="Cmsor1Char"/>
-              <w:rFonts w:eastAsiaTheme="minorHAnsi"/>
-            </w:rPr>
             <w:t>Tartalomjegyzék</w:t>
           </w:r>
         </w:p>
@@ -434,12 +472,12 @@
             <w:fldChar w:fldCharType="begin"/>
           </w:r>
           <w:r>
-            <w:instrText xml:space="preserve"> TOC \o "1-3" \h \z \u </w:instrText>
+            <w:instrText xml:space="preserve"> TOC \o "1-3" \h \z </w:instrText>
           </w:r>
           <w:r>
             <w:fldChar w:fldCharType="separate"/>
           </w:r>
-          <w:hyperlink w:anchor="_Toc214366180" w:history="1">
+          <w:hyperlink w:anchor="_Toc225233041" w:history="1">
             <w:r>
               <w:rPr>
                 <w:rStyle w:val="Hiperhivatkozs"/>
@@ -460,7 +498,7 @@
                 <w:rStyle w:val="Hiperhivatkozs"/>
                 <w:noProof/>
               </w:rPr>
-              <w:t>Bevezetés</w:t>
+              <w:t>Specifikáció</w:t>
             </w:r>
             <w:r>
               <w:rPr>
@@ -481,7 +519,7 @@
                 <w:noProof/>
                 <w:webHidden/>
               </w:rPr>
-              <w:instrText xml:space="preserve"> PAGEREF _Toc214366180 \h </w:instrText>
+              <w:instrText xml:space="preserve"> PAGEREF _Toc225233041 \h </w:instrText>
             </w:r>
             <w:r>
               <w:rPr>
@@ -501,7 +539,7 @@
                 <w:noProof/>
                 <w:webHidden/>
               </w:rPr>
-              <w:t>1-1</w:t>
+              <w:t>2</w:t>
             </w:r>
             <w:r>
               <w:rPr>
@@ -514,15 +552,2476 @@
         </w:p>
         <w:p>
           <w:pPr>
+            <w:pStyle w:val="TJ2"/>
             <w:rPr>
-              <w:b/>
-              <w:bCs/>
+              <w:rFonts w:eastAsiaTheme="minorEastAsia"/>
+              <w:noProof/>
+              <w:lang w:eastAsia="hu-HU"/>
             </w:rPr>
           </w:pPr>
+          <w:hyperlink w:anchor="_Toc225233042" w:history="1">
+            <w:r>
+              <w:rPr>
+                <w:rStyle w:val="Hiperhivatkozs"/>
+                <w:noProof/>
+                <w14:scene3d>
+                  <w14:camera w14:prst="orthographicFront"/>
+                  <w14:lightRig w14:rig="threePt" w14:dir="t">
+                    <w14:rot w14:lat="0" w14:lon="0" w14:rev="0"/>
+                  </w14:lightRig>
+                </w14:scene3d>
+              </w:rPr>
+              <w:t>1.1.</w:t>
+            </w:r>
+            <w:r>
+              <w:rPr>
+                <w:rFonts w:eastAsiaTheme="minorEastAsia"/>
+                <w:noProof/>
+                <w:lang w:eastAsia="hu-HU"/>
+              </w:rPr>
+              <w:tab/>
+            </w:r>
+            <w:r>
+              <w:rPr>
+                <w:rStyle w:val="Hiperhivatkozs"/>
+                <w:noProof/>
+              </w:rPr>
+              <w:t>Bevezetés</w:t>
+            </w:r>
+            <w:r>
+              <w:rPr>
+                <w:noProof/>
+                <w:webHidden/>
+              </w:rPr>
+              <w:tab/>
+            </w:r>
+            <w:r>
+              <w:rPr>
+                <w:noProof/>
+                <w:webHidden/>
+              </w:rPr>
+              <w:fldChar w:fldCharType="begin"/>
+            </w:r>
+            <w:r>
+              <w:rPr>
+                <w:noProof/>
+                <w:webHidden/>
+              </w:rPr>
+              <w:instrText xml:space="preserve"> PAGEREF _Toc225233042 \h </w:instrText>
+            </w:r>
+            <w:r>
+              <w:rPr>
+                <w:noProof/>
+                <w:webHidden/>
+              </w:rPr>
+            </w:r>
+            <w:r>
+              <w:rPr>
+                <w:noProof/>
+                <w:webHidden/>
+              </w:rPr>
+              <w:fldChar w:fldCharType="separate"/>
+            </w:r>
+            <w:r>
+              <w:rPr>
+                <w:noProof/>
+                <w:webHidden/>
+              </w:rPr>
+              <w:t>2</w:t>
+            </w:r>
+            <w:r>
+              <w:rPr>
+                <w:noProof/>
+                <w:webHidden/>
+              </w:rPr>
+              <w:fldChar w:fldCharType="end"/>
+            </w:r>
+          </w:hyperlink>
+        </w:p>
+        <w:p>
+          <w:pPr>
+            <w:pStyle w:val="TJ3"/>
+            <w:tabs>
+              <w:tab w:val="left" w:pos="1320"/>
+              <w:tab w:val="right" w:leader="dot" w:pos="9062"/>
+            </w:tabs>
+            <w:rPr>
+              <w:rFonts w:eastAsiaTheme="minorEastAsia"/>
+              <w:noProof/>
+              <w:lang w:eastAsia="hu-HU"/>
+            </w:rPr>
+          </w:pPr>
+          <w:hyperlink w:anchor="_Toc225233043" w:history="1">
+            <w:r>
+              <w:rPr>
+                <w:rStyle w:val="Hiperhivatkozs"/>
+                <w:noProof/>
+              </w:rPr>
+              <w:t>1.1.1.</w:t>
+            </w:r>
+            <w:r>
+              <w:rPr>
+                <w:rFonts w:eastAsiaTheme="minorEastAsia"/>
+                <w:noProof/>
+                <w:lang w:eastAsia="hu-HU"/>
+              </w:rPr>
+              <w:tab/>
+            </w:r>
+            <w:r>
+              <w:rPr>
+                <w:rStyle w:val="Hiperhivatkozs"/>
+                <w:noProof/>
+              </w:rPr>
+              <w:t>Projekt címe</w:t>
+            </w:r>
+            <w:r>
+              <w:rPr>
+                <w:noProof/>
+                <w:webHidden/>
+              </w:rPr>
+              <w:tab/>
+            </w:r>
+            <w:r>
+              <w:rPr>
+                <w:noProof/>
+                <w:webHidden/>
+              </w:rPr>
+              <w:fldChar w:fldCharType="begin"/>
+            </w:r>
+            <w:r>
+              <w:rPr>
+                <w:noProof/>
+                <w:webHidden/>
+              </w:rPr>
+              <w:instrText xml:space="preserve"> PAGEREF _Toc225233043 \h </w:instrText>
+            </w:r>
+            <w:r>
+              <w:rPr>
+                <w:noProof/>
+                <w:webHidden/>
+              </w:rPr>
+            </w:r>
+            <w:r>
+              <w:rPr>
+                <w:noProof/>
+                <w:webHidden/>
+              </w:rPr>
+              <w:fldChar w:fldCharType="separate"/>
+            </w:r>
+            <w:r>
+              <w:rPr>
+                <w:noProof/>
+                <w:webHidden/>
+              </w:rPr>
+              <w:t>2</w:t>
+            </w:r>
+            <w:r>
+              <w:rPr>
+                <w:noProof/>
+                <w:webHidden/>
+              </w:rPr>
+              <w:fldChar w:fldCharType="end"/>
+            </w:r>
+          </w:hyperlink>
+        </w:p>
+        <w:p>
+          <w:pPr>
+            <w:pStyle w:val="TJ3"/>
+            <w:tabs>
+              <w:tab w:val="left" w:pos="1320"/>
+              <w:tab w:val="right" w:leader="dot" w:pos="9062"/>
+            </w:tabs>
+            <w:rPr>
+              <w:rFonts w:eastAsiaTheme="minorEastAsia"/>
+              <w:noProof/>
+              <w:lang w:eastAsia="hu-HU"/>
+            </w:rPr>
+          </w:pPr>
+          <w:hyperlink w:anchor="_Toc225233044" w:history="1">
+            <w:r>
+              <w:rPr>
+                <w:rStyle w:val="Hiperhivatkozs"/>
+                <w:noProof/>
+              </w:rPr>
+              <w:t>1.1.2.</w:t>
+            </w:r>
+            <w:r>
+              <w:rPr>
+                <w:rFonts w:eastAsiaTheme="minorEastAsia"/>
+                <w:noProof/>
+                <w:lang w:eastAsia="hu-HU"/>
+              </w:rPr>
+              <w:tab/>
+            </w:r>
+            <w:r>
+              <w:rPr>
+                <w:rStyle w:val="Hiperhivatkozs"/>
+                <w:noProof/>
+              </w:rPr>
+              <w:t>Projekt rövid ismertetése</w:t>
+            </w:r>
+            <w:r>
+              <w:rPr>
+                <w:noProof/>
+                <w:webHidden/>
+              </w:rPr>
+              <w:tab/>
+            </w:r>
+            <w:r>
+              <w:rPr>
+                <w:noProof/>
+                <w:webHidden/>
+              </w:rPr>
+              <w:fldChar w:fldCharType="begin"/>
+            </w:r>
+            <w:r>
+              <w:rPr>
+                <w:noProof/>
+                <w:webHidden/>
+              </w:rPr>
+              <w:instrText xml:space="preserve"> PAGEREF _Toc225233044 \h </w:instrText>
+            </w:r>
+            <w:r>
+              <w:rPr>
+                <w:noProof/>
+                <w:webHidden/>
+              </w:rPr>
+            </w:r>
+            <w:r>
+              <w:rPr>
+                <w:noProof/>
+                <w:webHidden/>
+              </w:rPr>
+              <w:fldChar w:fldCharType="separate"/>
+            </w:r>
+            <w:r>
+              <w:rPr>
+                <w:noProof/>
+                <w:webHidden/>
+              </w:rPr>
+              <w:t>2</w:t>
+            </w:r>
+            <w:r>
+              <w:rPr>
+                <w:noProof/>
+                <w:webHidden/>
+              </w:rPr>
+              <w:fldChar w:fldCharType="end"/>
+            </w:r>
+          </w:hyperlink>
+        </w:p>
+        <w:p>
+          <w:pPr>
+            <w:pStyle w:val="TJ2"/>
+            <w:rPr>
+              <w:rFonts w:eastAsiaTheme="minorEastAsia"/>
+              <w:noProof/>
+              <w:lang w:eastAsia="hu-HU"/>
+            </w:rPr>
+          </w:pPr>
+          <w:hyperlink w:anchor="_Toc225233045" w:history="1">
+            <w:r>
+              <w:rPr>
+                <w:rStyle w:val="Hiperhivatkozs"/>
+                <w:noProof/>
+                <w14:scene3d>
+                  <w14:camera w14:prst="orthographicFront"/>
+                  <w14:lightRig w14:rig="threePt" w14:dir="t">
+                    <w14:rot w14:lat="0" w14:lon="0" w14:rev="0"/>
+                  </w14:lightRig>
+                </w14:scene3d>
+              </w:rPr>
+              <w:t>1.2.</w:t>
+            </w:r>
+            <w:r>
+              <w:rPr>
+                <w:rFonts w:eastAsiaTheme="minorEastAsia"/>
+                <w:noProof/>
+                <w:lang w:eastAsia="hu-HU"/>
+              </w:rPr>
+              <w:tab/>
+            </w:r>
+            <w:r>
+              <w:rPr>
+                <w:rStyle w:val="Hiperhivatkozs"/>
+                <w:noProof/>
+              </w:rPr>
+              <w:t>Fő funkciók</w:t>
+            </w:r>
+            <w:r>
+              <w:rPr>
+                <w:noProof/>
+                <w:webHidden/>
+              </w:rPr>
+              <w:tab/>
+            </w:r>
+            <w:r>
+              <w:rPr>
+                <w:noProof/>
+                <w:webHidden/>
+              </w:rPr>
+              <w:fldChar w:fldCharType="begin"/>
+            </w:r>
+            <w:r>
+              <w:rPr>
+                <w:noProof/>
+                <w:webHidden/>
+              </w:rPr>
+              <w:instrText xml:space="preserve"> PAGEREF _Toc225233045 \h </w:instrText>
+            </w:r>
+            <w:r>
+              <w:rPr>
+                <w:noProof/>
+                <w:webHidden/>
+              </w:rPr>
+            </w:r>
+            <w:r>
+              <w:rPr>
+                <w:noProof/>
+                <w:webHidden/>
+              </w:rPr>
+              <w:fldChar w:fldCharType="separate"/>
+            </w:r>
+            <w:r>
+              <w:rPr>
+                <w:noProof/>
+                <w:webHidden/>
+              </w:rPr>
+              <w:t>2</w:t>
+            </w:r>
+            <w:r>
+              <w:rPr>
+                <w:noProof/>
+                <w:webHidden/>
+              </w:rPr>
+              <w:fldChar w:fldCharType="end"/>
+            </w:r>
+          </w:hyperlink>
+        </w:p>
+        <w:p>
+          <w:pPr>
+            <w:pStyle w:val="TJ3"/>
+            <w:tabs>
+              <w:tab w:val="left" w:pos="1320"/>
+              <w:tab w:val="right" w:leader="dot" w:pos="9062"/>
+            </w:tabs>
+            <w:rPr>
+              <w:rFonts w:eastAsiaTheme="minorEastAsia"/>
+              <w:noProof/>
+              <w:lang w:eastAsia="hu-HU"/>
+            </w:rPr>
+          </w:pPr>
+          <w:hyperlink w:anchor="_Toc225233046" w:history="1">
+            <w:r>
+              <w:rPr>
+                <w:rStyle w:val="Hiperhivatkozs"/>
+                <w:noProof/>
+              </w:rPr>
+              <w:t>1.2.1.</w:t>
+            </w:r>
+            <w:r>
+              <w:rPr>
+                <w:rFonts w:eastAsiaTheme="minorEastAsia"/>
+                <w:noProof/>
+                <w:lang w:eastAsia="hu-HU"/>
+              </w:rPr>
+              <w:tab/>
+            </w:r>
+            <w:r>
+              <w:rPr>
+                <w:rStyle w:val="Hiperhivatkozs"/>
+                <w:noProof/>
+              </w:rPr>
+              <w:t>Rendeléskezelés</w:t>
+            </w:r>
+            <w:r>
+              <w:rPr>
+                <w:noProof/>
+                <w:webHidden/>
+              </w:rPr>
+              <w:tab/>
+            </w:r>
+            <w:r>
+              <w:rPr>
+                <w:noProof/>
+                <w:webHidden/>
+              </w:rPr>
+              <w:fldChar w:fldCharType="begin"/>
+            </w:r>
+            <w:r>
+              <w:rPr>
+                <w:noProof/>
+                <w:webHidden/>
+              </w:rPr>
+              <w:instrText xml:space="preserve"> PAGEREF _Toc225233046 \h </w:instrText>
+            </w:r>
+            <w:r>
+              <w:rPr>
+                <w:noProof/>
+                <w:webHidden/>
+              </w:rPr>
+            </w:r>
+            <w:r>
+              <w:rPr>
+                <w:noProof/>
+                <w:webHidden/>
+              </w:rPr>
+              <w:fldChar w:fldCharType="separate"/>
+            </w:r>
+            <w:r>
+              <w:rPr>
+                <w:noProof/>
+                <w:webHidden/>
+              </w:rPr>
+              <w:t>2</w:t>
+            </w:r>
+            <w:r>
+              <w:rPr>
+                <w:noProof/>
+                <w:webHidden/>
+              </w:rPr>
+              <w:fldChar w:fldCharType="end"/>
+            </w:r>
+          </w:hyperlink>
+        </w:p>
+        <w:p>
+          <w:pPr>
+            <w:pStyle w:val="TJ3"/>
+            <w:tabs>
+              <w:tab w:val="left" w:pos="1320"/>
+              <w:tab w:val="right" w:leader="dot" w:pos="9062"/>
+            </w:tabs>
+            <w:rPr>
+              <w:rFonts w:eastAsiaTheme="minorEastAsia"/>
+              <w:noProof/>
+              <w:lang w:eastAsia="hu-HU"/>
+            </w:rPr>
+          </w:pPr>
+          <w:hyperlink w:anchor="_Toc225233047" w:history="1">
+            <w:r>
+              <w:rPr>
+                <w:rStyle w:val="Hiperhivatkozs"/>
+                <w:noProof/>
+              </w:rPr>
+              <w:t>1.2.2.</w:t>
+            </w:r>
+            <w:r>
+              <w:rPr>
+                <w:rFonts w:eastAsiaTheme="minorEastAsia"/>
+                <w:noProof/>
+                <w:lang w:eastAsia="hu-HU"/>
+              </w:rPr>
+              <w:tab/>
+            </w:r>
+            <w:r>
+              <w:rPr>
+                <w:rStyle w:val="Hiperhivatkozs"/>
+                <w:noProof/>
+              </w:rPr>
+              <w:t>Katalógus kezelés</w:t>
+            </w:r>
+            <w:r>
+              <w:rPr>
+                <w:noProof/>
+                <w:webHidden/>
+              </w:rPr>
+              <w:tab/>
+            </w:r>
+            <w:r>
+              <w:rPr>
+                <w:noProof/>
+                <w:webHidden/>
+              </w:rPr>
+              <w:fldChar w:fldCharType="begin"/>
+            </w:r>
+            <w:r>
+              <w:rPr>
+                <w:noProof/>
+                <w:webHidden/>
+              </w:rPr>
+              <w:instrText xml:space="preserve"> PAGEREF _Toc225233047 \h </w:instrText>
+            </w:r>
+            <w:r>
+              <w:rPr>
+                <w:noProof/>
+                <w:webHidden/>
+              </w:rPr>
+            </w:r>
+            <w:r>
+              <w:rPr>
+                <w:noProof/>
+                <w:webHidden/>
+              </w:rPr>
+              <w:fldChar w:fldCharType="separate"/>
+            </w:r>
+            <w:r>
+              <w:rPr>
+                <w:noProof/>
+                <w:webHidden/>
+              </w:rPr>
+              <w:t>3</w:t>
+            </w:r>
+            <w:r>
+              <w:rPr>
+                <w:noProof/>
+                <w:webHidden/>
+              </w:rPr>
+              <w:fldChar w:fldCharType="end"/>
+            </w:r>
+          </w:hyperlink>
+        </w:p>
+        <w:p>
+          <w:pPr>
+            <w:pStyle w:val="TJ3"/>
+            <w:tabs>
+              <w:tab w:val="left" w:pos="1320"/>
+              <w:tab w:val="right" w:leader="dot" w:pos="9062"/>
+            </w:tabs>
+            <w:rPr>
+              <w:rFonts w:eastAsiaTheme="minorEastAsia"/>
+              <w:noProof/>
+              <w:lang w:eastAsia="hu-HU"/>
+            </w:rPr>
+          </w:pPr>
+          <w:hyperlink w:anchor="_Toc225233048" w:history="1">
+            <w:r>
+              <w:rPr>
+                <w:rStyle w:val="Hiperhivatkozs"/>
+                <w:noProof/>
+              </w:rPr>
+              <w:t>1.2.3.</w:t>
+            </w:r>
+            <w:r>
+              <w:rPr>
+                <w:rFonts w:eastAsiaTheme="minorEastAsia"/>
+                <w:noProof/>
+                <w:lang w:eastAsia="hu-HU"/>
+              </w:rPr>
+              <w:tab/>
+            </w:r>
+            <w:r>
+              <w:rPr>
+                <w:rStyle w:val="Hiperhivatkozs"/>
+                <w:noProof/>
+              </w:rPr>
+              <w:t>Készletezés</w:t>
+            </w:r>
+            <w:r>
+              <w:rPr>
+                <w:noProof/>
+                <w:webHidden/>
+              </w:rPr>
+              <w:tab/>
+            </w:r>
+            <w:r>
+              <w:rPr>
+                <w:noProof/>
+                <w:webHidden/>
+              </w:rPr>
+              <w:fldChar w:fldCharType="begin"/>
+            </w:r>
+            <w:r>
+              <w:rPr>
+                <w:noProof/>
+                <w:webHidden/>
+              </w:rPr>
+              <w:instrText xml:space="preserve"> PAGEREF _Toc225233048 \h </w:instrText>
+            </w:r>
+            <w:r>
+              <w:rPr>
+                <w:noProof/>
+                <w:webHidden/>
+              </w:rPr>
+            </w:r>
+            <w:r>
+              <w:rPr>
+                <w:noProof/>
+                <w:webHidden/>
+              </w:rPr>
+              <w:fldChar w:fldCharType="separate"/>
+            </w:r>
+            <w:r>
+              <w:rPr>
+                <w:noProof/>
+                <w:webHidden/>
+              </w:rPr>
+              <w:t>3</w:t>
+            </w:r>
+            <w:r>
+              <w:rPr>
+                <w:noProof/>
+                <w:webHidden/>
+              </w:rPr>
+              <w:fldChar w:fldCharType="end"/>
+            </w:r>
+          </w:hyperlink>
+        </w:p>
+        <w:p>
+          <w:pPr>
+            <w:pStyle w:val="TJ3"/>
+            <w:tabs>
+              <w:tab w:val="left" w:pos="1320"/>
+              <w:tab w:val="right" w:leader="dot" w:pos="9062"/>
+            </w:tabs>
+            <w:rPr>
+              <w:rFonts w:eastAsiaTheme="minorEastAsia"/>
+              <w:noProof/>
+              <w:lang w:eastAsia="hu-HU"/>
+            </w:rPr>
+          </w:pPr>
+          <w:hyperlink w:anchor="_Toc225233049" w:history="1">
+            <w:r>
+              <w:rPr>
+                <w:rStyle w:val="Hiperhivatkozs"/>
+                <w:noProof/>
+              </w:rPr>
+              <w:t>1.2.4.</w:t>
+            </w:r>
+            <w:r>
+              <w:rPr>
+                <w:rFonts w:eastAsiaTheme="minorEastAsia"/>
+                <w:noProof/>
+                <w:lang w:eastAsia="hu-HU"/>
+              </w:rPr>
+              <w:tab/>
+            </w:r>
+            <w:r>
+              <w:rPr>
+                <w:rStyle w:val="Hiperhivatkozs"/>
+                <w:noProof/>
+              </w:rPr>
+              <w:t>Adminisztráció</w:t>
+            </w:r>
+            <w:r>
+              <w:rPr>
+                <w:noProof/>
+                <w:webHidden/>
+              </w:rPr>
+              <w:tab/>
+            </w:r>
+            <w:r>
+              <w:rPr>
+                <w:noProof/>
+                <w:webHidden/>
+              </w:rPr>
+              <w:fldChar w:fldCharType="begin"/>
+            </w:r>
+            <w:r>
+              <w:rPr>
+                <w:noProof/>
+                <w:webHidden/>
+              </w:rPr>
+              <w:instrText xml:space="preserve"> PAGEREF _Toc225233049 \h </w:instrText>
+            </w:r>
+            <w:r>
+              <w:rPr>
+                <w:noProof/>
+                <w:webHidden/>
+              </w:rPr>
+            </w:r>
+            <w:r>
+              <w:rPr>
+                <w:noProof/>
+                <w:webHidden/>
+              </w:rPr>
+              <w:fldChar w:fldCharType="separate"/>
+            </w:r>
+            <w:r>
+              <w:rPr>
+                <w:noProof/>
+                <w:webHidden/>
+              </w:rPr>
+              <w:t>3</w:t>
+            </w:r>
+            <w:r>
+              <w:rPr>
+                <w:noProof/>
+                <w:webHidden/>
+              </w:rPr>
+              <w:fldChar w:fldCharType="end"/>
+            </w:r>
+          </w:hyperlink>
+        </w:p>
+        <w:p>
+          <w:pPr>
+            <w:pStyle w:val="TJ2"/>
+            <w:rPr>
+              <w:rFonts w:eastAsiaTheme="minorEastAsia"/>
+              <w:noProof/>
+              <w:lang w:eastAsia="hu-HU"/>
+            </w:rPr>
+          </w:pPr>
+          <w:hyperlink w:anchor="_Toc225233050" w:history="1">
+            <w:r>
+              <w:rPr>
+                <w:rStyle w:val="Hiperhivatkozs"/>
+                <w:noProof/>
+                <w14:scene3d>
+                  <w14:camera w14:prst="orthographicFront"/>
+                  <w14:lightRig w14:rig="threePt" w14:dir="t">
+                    <w14:rot w14:lat="0" w14:lon="0" w14:rev="0"/>
+                  </w14:lightRig>
+                </w14:scene3d>
+              </w:rPr>
+              <w:t>1.3.</w:t>
+            </w:r>
+            <w:r>
+              <w:rPr>
+                <w:rFonts w:eastAsiaTheme="minorEastAsia"/>
+                <w:noProof/>
+                <w:lang w:eastAsia="hu-HU"/>
+              </w:rPr>
+              <w:tab/>
+            </w:r>
+            <w:r>
+              <w:rPr>
+                <w:rStyle w:val="Hiperhivatkozs"/>
+                <w:noProof/>
+              </w:rPr>
+              <w:t>Technológiai adatok</w:t>
+            </w:r>
+            <w:r>
+              <w:rPr>
+                <w:noProof/>
+                <w:webHidden/>
+              </w:rPr>
+              <w:tab/>
+            </w:r>
+            <w:r>
+              <w:rPr>
+                <w:noProof/>
+                <w:webHidden/>
+              </w:rPr>
+              <w:fldChar w:fldCharType="begin"/>
+            </w:r>
+            <w:r>
+              <w:rPr>
+                <w:noProof/>
+                <w:webHidden/>
+              </w:rPr>
+              <w:instrText xml:space="preserve"> PAGEREF _Toc225233050 \h </w:instrText>
+            </w:r>
+            <w:r>
+              <w:rPr>
+                <w:noProof/>
+                <w:webHidden/>
+              </w:rPr>
+            </w:r>
+            <w:r>
+              <w:rPr>
+                <w:noProof/>
+                <w:webHidden/>
+              </w:rPr>
+              <w:fldChar w:fldCharType="separate"/>
+            </w:r>
+            <w:r>
+              <w:rPr>
+                <w:noProof/>
+                <w:webHidden/>
+              </w:rPr>
+              <w:t>3</w:t>
+            </w:r>
+            <w:r>
+              <w:rPr>
+                <w:noProof/>
+                <w:webHidden/>
+              </w:rPr>
+              <w:fldChar w:fldCharType="end"/>
+            </w:r>
+          </w:hyperlink>
+        </w:p>
+        <w:p>
+          <w:pPr>
+            <w:pStyle w:val="TJ3"/>
+            <w:tabs>
+              <w:tab w:val="left" w:pos="1320"/>
+              <w:tab w:val="right" w:leader="dot" w:pos="9062"/>
+            </w:tabs>
+            <w:rPr>
+              <w:rFonts w:eastAsiaTheme="minorEastAsia"/>
+              <w:noProof/>
+              <w:lang w:eastAsia="hu-HU"/>
+            </w:rPr>
+          </w:pPr>
+          <w:hyperlink w:anchor="_Toc225233051" w:history="1">
+            <w:r>
+              <w:rPr>
+                <w:rStyle w:val="Hiperhivatkozs"/>
+                <w:noProof/>
+              </w:rPr>
+              <w:t>1.3.1.</w:t>
+            </w:r>
+            <w:r>
+              <w:rPr>
+                <w:rFonts w:eastAsiaTheme="minorEastAsia"/>
+                <w:noProof/>
+                <w:lang w:eastAsia="hu-HU"/>
+              </w:rPr>
+              <w:tab/>
+            </w:r>
+            <w:r>
+              <w:rPr>
+                <w:rStyle w:val="Hiperhivatkozs"/>
+                <w:noProof/>
+              </w:rPr>
+              <w:t>Operációs rendszer</w:t>
+            </w:r>
+            <w:r>
+              <w:rPr>
+                <w:noProof/>
+                <w:webHidden/>
+              </w:rPr>
+              <w:tab/>
+            </w:r>
+            <w:r>
+              <w:rPr>
+                <w:noProof/>
+                <w:webHidden/>
+              </w:rPr>
+              <w:fldChar w:fldCharType="begin"/>
+            </w:r>
+            <w:r>
+              <w:rPr>
+                <w:noProof/>
+                <w:webHidden/>
+              </w:rPr>
+              <w:instrText xml:space="preserve"> PAGEREF _Toc225233051 \h </w:instrText>
+            </w:r>
+            <w:r>
+              <w:rPr>
+                <w:noProof/>
+                <w:webHidden/>
+              </w:rPr>
+            </w:r>
+            <w:r>
+              <w:rPr>
+                <w:noProof/>
+                <w:webHidden/>
+              </w:rPr>
+              <w:fldChar w:fldCharType="separate"/>
+            </w:r>
+            <w:r>
+              <w:rPr>
+                <w:noProof/>
+                <w:webHidden/>
+              </w:rPr>
+              <w:t>3</w:t>
+            </w:r>
+            <w:r>
+              <w:rPr>
+                <w:noProof/>
+                <w:webHidden/>
+              </w:rPr>
+              <w:fldChar w:fldCharType="end"/>
+            </w:r>
+          </w:hyperlink>
+        </w:p>
+        <w:p>
+          <w:pPr>
+            <w:pStyle w:val="TJ3"/>
+            <w:tabs>
+              <w:tab w:val="left" w:pos="1320"/>
+              <w:tab w:val="right" w:leader="dot" w:pos="9062"/>
+            </w:tabs>
+            <w:rPr>
+              <w:rFonts w:eastAsiaTheme="minorEastAsia"/>
+              <w:noProof/>
+              <w:lang w:eastAsia="hu-HU"/>
+            </w:rPr>
+          </w:pPr>
+          <w:hyperlink w:anchor="_Toc225233052" w:history="1">
+            <w:r>
+              <w:rPr>
+                <w:rStyle w:val="Hiperhivatkozs"/>
+                <w:noProof/>
+              </w:rPr>
+              <w:t>1.3.2.</w:t>
+            </w:r>
+            <w:r>
+              <w:rPr>
+                <w:rFonts w:eastAsiaTheme="minorEastAsia"/>
+                <w:noProof/>
+                <w:lang w:eastAsia="hu-HU"/>
+              </w:rPr>
+              <w:tab/>
+            </w:r>
+            <w:r>
+              <w:rPr>
+                <w:rStyle w:val="Hiperhivatkozs"/>
+                <w:noProof/>
+              </w:rPr>
+              <w:t>Felhasznált programozási nyelvek</w:t>
+            </w:r>
+            <w:r>
+              <w:rPr>
+                <w:noProof/>
+                <w:webHidden/>
+              </w:rPr>
+              <w:tab/>
+            </w:r>
+            <w:r>
+              <w:rPr>
+                <w:noProof/>
+                <w:webHidden/>
+              </w:rPr>
+              <w:fldChar w:fldCharType="begin"/>
+            </w:r>
+            <w:r>
+              <w:rPr>
+                <w:noProof/>
+                <w:webHidden/>
+              </w:rPr>
+              <w:instrText xml:space="preserve"> PAGEREF _Toc225233052 \h </w:instrText>
+            </w:r>
+            <w:r>
+              <w:rPr>
+                <w:noProof/>
+                <w:webHidden/>
+              </w:rPr>
+            </w:r>
+            <w:r>
+              <w:rPr>
+                <w:noProof/>
+                <w:webHidden/>
+              </w:rPr>
+              <w:fldChar w:fldCharType="separate"/>
+            </w:r>
+            <w:r>
+              <w:rPr>
+                <w:noProof/>
+                <w:webHidden/>
+              </w:rPr>
+              <w:t>3</w:t>
+            </w:r>
+            <w:r>
+              <w:rPr>
+                <w:noProof/>
+                <w:webHidden/>
+              </w:rPr>
+              <w:fldChar w:fldCharType="end"/>
+            </w:r>
+          </w:hyperlink>
+        </w:p>
+        <w:p>
+          <w:pPr>
+            <w:pStyle w:val="TJ3"/>
+            <w:tabs>
+              <w:tab w:val="left" w:pos="1320"/>
+              <w:tab w:val="right" w:leader="dot" w:pos="9062"/>
+            </w:tabs>
+            <w:rPr>
+              <w:rFonts w:eastAsiaTheme="minorEastAsia"/>
+              <w:noProof/>
+              <w:lang w:eastAsia="hu-HU"/>
+            </w:rPr>
+          </w:pPr>
+          <w:hyperlink w:anchor="_Toc225233053" w:history="1">
+            <w:r>
+              <w:rPr>
+                <w:rStyle w:val="Hiperhivatkozs"/>
+                <w:noProof/>
+              </w:rPr>
+              <w:t>1.3.3.</w:t>
+            </w:r>
+            <w:r>
+              <w:rPr>
+                <w:rFonts w:eastAsiaTheme="minorEastAsia"/>
+                <w:noProof/>
+                <w:lang w:eastAsia="hu-HU"/>
+              </w:rPr>
+              <w:tab/>
+            </w:r>
+            <w:r>
+              <w:rPr>
+                <w:rStyle w:val="Hiperhivatkozs"/>
+                <w:noProof/>
+              </w:rPr>
+              <w:t>Felhasznált technológiák</w:t>
+            </w:r>
+            <w:r>
+              <w:rPr>
+                <w:noProof/>
+                <w:webHidden/>
+              </w:rPr>
+              <w:tab/>
+            </w:r>
+            <w:r>
+              <w:rPr>
+                <w:noProof/>
+                <w:webHidden/>
+              </w:rPr>
+              <w:fldChar w:fldCharType="begin"/>
+            </w:r>
+            <w:r>
+              <w:rPr>
+                <w:noProof/>
+                <w:webHidden/>
+              </w:rPr>
+              <w:instrText xml:space="preserve"> PAGEREF _Toc225233053 \h </w:instrText>
+            </w:r>
+            <w:r>
+              <w:rPr>
+                <w:noProof/>
+                <w:webHidden/>
+              </w:rPr>
+            </w:r>
+            <w:r>
+              <w:rPr>
+                <w:noProof/>
+                <w:webHidden/>
+              </w:rPr>
+              <w:fldChar w:fldCharType="separate"/>
+            </w:r>
+            <w:r>
+              <w:rPr>
+                <w:noProof/>
+                <w:webHidden/>
+              </w:rPr>
+              <w:t>3</w:t>
+            </w:r>
+            <w:r>
+              <w:rPr>
+                <w:noProof/>
+                <w:webHidden/>
+              </w:rPr>
+              <w:fldChar w:fldCharType="end"/>
+            </w:r>
+          </w:hyperlink>
+        </w:p>
+        <w:p>
+          <w:pPr>
+            <w:pStyle w:val="TJ3"/>
+            <w:tabs>
+              <w:tab w:val="left" w:pos="1320"/>
+              <w:tab w:val="right" w:leader="dot" w:pos="9062"/>
+            </w:tabs>
+            <w:rPr>
+              <w:rFonts w:eastAsiaTheme="minorEastAsia"/>
+              <w:noProof/>
+              <w:lang w:eastAsia="hu-HU"/>
+            </w:rPr>
+          </w:pPr>
+          <w:hyperlink w:anchor="_Toc225233054" w:history="1">
+            <w:r>
+              <w:rPr>
+                <w:rStyle w:val="Hiperhivatkozs"/>
+                <w:noProof/>
+              </w:rPr>
+              <w:t>1.3.4.</w:t>
+            </w:r>
+            <w:r>
+              <w:rPr>
+                <w:rFonts w:eastAsiaTheme="minorEastAsia"/>
+                <w:noProof/>
+                <w:lang w:eastAsia="hu-HU"/>
+              </w:rPr>
+              <w:tab/>
+            </w:r>
+            <w:r>
+              <w:rPr>
+                <w:rStyle w:val="Hiperhivatkozs"/>
+                <w:noProof/>
+              </w:rPr>
+              <w:t>Projekt részei</w:t>
+            </w:r>
+            <w:r>
+              <w:rPr>
+                <w:noProof/>
+                <w:webHidden/>
+              </w:rPr>
+              <w:tab/>
+            </w:r>
+            <w:r>
+              <w:rPr>
+                <w:noProof/>
+                <w:webHidden/>
+              </w:rPr>
+              <w:fldChar w:fldCharType="begin"/>
+            </w:r>
+            <w:r>
+              <w:rPr>
+                <w:noProof/>
+                <w:webHidden/>
+              </w:rPr>
+              <w:instrText xml:space="preserve"> PAGEREF _Toc225233054 \h </w:instrText>
+            </w:r>
+            <w:r>
+              <w:rPr>
+                <w:noProof/>
+                <w:webHidden/>
+              </w:rPr>
+            </w:r>
+            <w:r>
+              <w:rPr>
+                <w:noProof/>
+                <w:webHidden/>
+              </w:rPr>
+              <w:fldChar w:fldCharType="separate"/>
+            </w:r>
+            <w:r>
+              <w:rPr>
+                <w:noProof/>
+                <w:webHidden/>
+              </w:rPr>
+              <w:t>3</w:t>
+            </w:r>
+            <w:r>
+              <w:rPr>
+                <w:noProof/>
+                <w:webHidden/>
+              </w:rPr>
+              <w:fldChar w:fldCharType="end"/>
+            </w:r>
+          </w:hyperlink>
+        </w:p>
+        <w:p>
+          <w:pPr>
+            <w:pStyle w:val="TJ3"/>
+            <w:tabs>
+              <w:tab w:val="left" w:pos="1320"/>
+              <w:tab w:val="right" w:leader="dot" w:pos="9062"/>
+            </w:tabs>
+            <w:rPr>
+              <w:rFonts w:eastAsiaTheme="minorEastAsia"/>
+              <w:noProof/>
+              <w:lang w:eastAsia="hu-HU"/>
+            </w:rPr>
+          </w:pPr>
+          <w:hyperlink w:anchor="_Toc225233055" w:history="1">
+            <w:r>
+              <w:rPr>
+                <w:rStyle w:val="Hiperhivatkozs"/>
+                <w:noProof/>
+              </w:rPr>
+              <w:t>1.3.5.</w:t>
+            </w:r>
+            <w:r>
+              <w:rPr>
+                <w:rFonts w:eastAsiaTheme="minorEastAsia"/>
+                <w:noProof/>
+                <w:lang w:eastAsia="hu-HU"/>
+              </w:rPr>
+              <w:tab/>
+            </w:r>
+            <w:r>
+              <w:rPr>
+                <w:rStyle w:val="Hiperhivatkozs"/>
+                <w:noProof/>
+              </w:rPr>
+              <w:t>Szoftverfejlesztése</w:t>
+            </w:r>
+            <w:r>
+              <w:rPr>
+                <w:noProof/>
+                <w:webHidden/>
+              </w:rPr>
+              <w:tab/>
+            </w:r>
+            <w:r>
+              <w:rPr>
+                <w:noProof/>
+                <w:webHidden/>
+              </w:rPr>
+              <w:fldChar w:fldCharType="begin"/>
+            </w:r>
+            <w:r>
+              <w:rPr>
+                <w:noProof/>
+                <w:webHidden/>
+              </w:rPr>
+              <w:instrText xml:space="preserve"> PAGEREF _Toc225233055 \h </w:instrText>
+            </w:r>
+            <w:r>
+              <w:rPr>
+                <w:noProof/>
+                <w:webHidden/>
+              </w:rPr>
+            </w:r>
+            <w:r>
+              <w:rPr>
+                <w:noProof/>
+                <w:webHidden/>
+              </w:rPr>
+              <w:fldChar w:fldCharType="separate"/>
+            </w:r>
+            <w:r>
+              <w:rPr>
+                <w:noProof/>
+                <w:webHidden/>
+              </w:rPr>
+              <w:t>4</w:t>
+            </w:r>
+            <w:r>
+              <w:rPr>
+                <w:noProof/>
+                <w:webHidden/>
+              </w:rPr>
+              <w:fldChar w:fldCharType="end"/>
+            </w:r>
+          </w:hyperlink>
+        </w:p>
+        <w:p>
+          <w:pPr>
+            <w:pStyle w:val="TJ2"/>
+            <w:rPr>
+              <w:rFonts w:eastAsiaTheme="minorEastAsia"/>
+              <w:noProof/>
+              <w:lang w:eastAsia="hu-HU"/>
+            </w:rPr>
+          </w:pPr>
+          <w:hyperlink w:anchor="_Toc225233056" w:history="1">
+            <w:r>
+              <w:rPr>
+                <w:rStyle w:val="Hiperhivatkozs"/>
+                <w:noProof/>
+                <w14:scene3d>
+                  <w14:camera w14:prst="orthographicFront"/>
+                  <w14:lightRig w14:rig="threePt" w14:dir="t">
+                    <w14:rot w14:lat="0" w14:lon="0" w14:rev="0"/>
+                  </w14:lightRig>
+                </w14:scene3d>
+              </w:rPr>
+              <w:t>1.4.</w:t>
+            </w:r>
+            <w:r>
+              <w:rPr>
+                <w:rFonts w:eastAsiaTheme="minorEastAsia"/>
+                <w:noProof/>
+                <w:lang w:eastAsia="hu-HU"/>
+              </w:rPr>
+              <w:tab/>
+            </w:r>
+            <w:r>
+              <w:rPr>
+                <w:rStyle w:val="Hiperhivatkozs"/>
+                <w:noProof/>
+              </w:rPr>
+              <w:t>Szoftver specifikáció</w:t>
+            </w:r>
+            <w:r>
+              <w:rPr>
+                <w:noProof/>
+                <w:webHidden/>
+              </w:rPr>
+              <w:tab/>
+            </w:r>
+            <w:r>
+              <w:rPr>
+                <w:noProof/>
+                <w:webHidden/>
+              </w:rPr>
+              <w:fldChar w:fldCharType="begin"/>
+            </w:r>
+            <w:r>
+              <w:rPr>
+                <w:noProof/>
+                <w:webHidden/>
+              </w:rPr>
+              <w:instrText xml:space="preserve"> PAGEREF _Toc225233056 \h </w:instrText>
+            </w:r>
+            <w:r>
+              <w:rPr>
+                <w:noProof/>
+                <w:webHidden/>
+              </w:rPr>
+            </w:r>
+            <w:r>
+              <w:rPr>
+                <w:noProof/>
+                <w:webHidden/>
+              </w:rPr>
+              <w:fldChar w:fldCharType="separate"/>
+            </w:r>
+            <w:r>
+              <w:rPr>
+                <w:noProof/>
+                <w:webHidden/>
+              </w:rPr>
+              <w:t>4</w:t>
+            </w:r>
+            <w:r>
+              <w:rPr>
+                <w:noProof/>
+                <w:webHidden/>
+              </w:rPr>
+              <w:fldChar w:fldCharType="end"/>
+            </w:r>
+          </w:hyperlink>
+        </w:p>
+        <w:p>
+          <w:pPr>
+            <w:pStyle w:val="TJ3"/>
+            <w:tabs>
+              <w:tab w:val="left" w:pos="1320"/>
+              <w:tab w:val="right" w:leader="dot" w:pos="9062"/>
+            </w:tabs>
+            <w:rPr>
+              <w:rFonts w:eastAsiaTheme="minorEastAsia"/>
+              <w:noProof/>
+              <w:lang w:eastAsia="hu-HU"/>
+            </w:rPr>
+          </w:pPr>
+          <w:hyperlink w:anchor="_Toc225233057" w:history="1">
+            <w:r>
+              <w:rPr>
+                <w:rStyle w:val="Hiperhivatkozs"/>
+                <w:noProof/>
+              </w:rPr>
+              <w:t>1.4.1.</w:t>
+            </w:r>
+            <w:r>
+              <w:rPr>
+                <w:rFonts w:eastAsiaTheme="minorEastAsia"/>
+                <w:noProof/>
+                <w:lang w:eastAsia="hu-HU"/>
+              </w:rPr>
+              <w:tab/>
+            </w:r>
+            <w:r>
+              <w:rPr>
+                <w:rStyle w:val="Hiperhivatkozs"/>
+                <w:noProof/>
+              </w:rPr>
+              <w:t>Megjelenés</w:t>
+            </w:r>
+            <w:r>
+              <w:rPr>
+                <w:noProof/>
+                <w:webHidden/>
+              </w:rPr>
+              <w:tab/>
+            </w:r>
+            <w:r>
+              <w:rPr>
+                <w:noProof/>
+                <w:webHidden/>
+              </w:rPr>
+              <w:fldChar w:fldCharType="begin"/>
+            </w:r>
+            <w:r>
+              <w:rPr>
+                <w:noProof/>
+                <w:webHidden/>
+              </w:rPr>
+              <w:instrText xml:space="preserve"> PAGEREF _Toc225233057 \h </w:instrText>
+            </w:r>
+            <w:r>
+              <w:rPr>
+                <w:noProof/>
+                <w:webHidden/>
+              </w:rPr>
+            </w:r>
+            <w:r>
+              <w:rPr>
+                <w:noProof/>
+                <w:webHidden/>
+              </w:rPr>
+              <w:fldChar w:fldCharType="separate"/>
+            </w:r>
+            <w:r>
+              <w:rPr>
+                <w:noProof/>
+                <w:webHidden/>
+              </w:rPr>
+              <w:t>4</w:t>
+            </w:r>
+            <w:r>
+              <w:rPr>
+                <w:noProof/>
+                <w:webHidden/>
+              </w:rPr>
+              <w:fldChar w:fldCharType="end"/>
+            </w:r>
+          </w:hyperlink>
+        </w:p>
+        <w:p>
+          <w:pPr>
+            <w:pStyle w:val="TJ3"/>
+            <w:tabs>
+              <w:tab w:val="left" w:pos="1320"/>
+              <w:tab w:val="right" w:leader="dot" w:pos="9062"/>
+            </w:tabs>
+            <w:rPr>
+              <w:rFonts w:eastAsiaTheme="minorEastAsia"/>
+              <w:noProof/>
+              <w:lang w:eastAsia="hu-HU"/>
+            </w:rPr>
+          </w:pPr>
+          <w:hyperlink w:anchor="_Toc225233058" w:history="1">
+            <w:r>
+              <w:rPr>
+                <w:rStyle w:val="Hiperhivatkozs"/>
+                <w:noProof/>
+              </w:rPr>
+              <w:t>1.4.2.</w:t>
+            </w:r>
+            <w:r>
+              <w:rPr>
+                <w:rFonts w:eastAsiaTheme="minorEastAsia"/>
+                <w:noProof/>
+                <w:lang w:eastAsia="hu-HU"/>
+              </w:rPr>
+              <w:tab/>
+            </w:r>
+            <w:r>
+              <w:rPr>
+                <w:rStyle w:val="Hiperhivatkozs"/>
+                <w:noProof/>
+              </w:rPr>
+              <w:t>Követelmények</w:t>
+            </w:r>
+            <w:r>
+              <w:rPr>
+                <w:noProof/>
+                <w:webHidden/>
+              </w:rPr>
+              <w:tab/>
+            </w:r>
+            <w:r>
+              <w:rPr>
+                <w:noProof/>
+                <w:webHidden/>
+              </w:rPr>
+              <w:fldChar w:fldCharType="begin"/>
+            </w:r>
+            <w:r>
+              <w:rPr>
+                <w:noProof/>
+                <w:webHidden/>
+              </w:rPr>
+              <w:instrText xml:space="preserve"> PAGEREF _Toc225233058 \h </w:instrText>
+            </w:r>
+            <w:r>
+              <w:rPr>
+                <w:noProof/>
+                <w:webHidden/>
+              </w:rPr>
+            </w:r>
+            <w:r>
+              <w:rPr>
+                <w:noProof/>
+                <w:webHidden/>
+              </w:rPr>
+              <w:fldChar w:fldCharType="separate"/>
+            </w:r>
+            <w:r>
+              <w:rPr>
+                <w:noProof/>
+                <w:webHidden/>
+              </w:rPr>
+              <w:t>5</w:t>
+            </w:r>
+            <w:r>
+              <w:rPr>
+                <w:noProof/>
+                <w:webHidden/>
+              </w:rPr>
+              <w:fldChar w:fldCharType="end"/>
+            </w:r>
+          </w:hyperlink>
+        </w:p>
+        <w:p>
+          <w:pPr>
+            <w:pStyle w:val="TJ3"/>
+            <w:tabs>
+              <w:tab w:val="left" w:pos="1320"/>
+              <w:tab w:val="right" w:leader="dot" w:pos="9062"/>
+            </w:tabs>
+            <w:rPr>
+              <w:rFonts w:eastAsiaTheme="minorEastAsia"/>
+              <w:noProof/>
+              <w:lang w:eastAsia="hu-HU"/>
+            </w:rPr>
+          </w:pPr>
+          <w:hyperlink w:anchor="_Toc225233059" w:history="1">
+            <w:r>
+              <w:rPr>
+                <w:rStyle w:val="Hiperhivatkozs"/>
+                <w:noProof/>
+              </w:rPr>
+              <w:t>1.4.3.</w:t>
+            </w:r>
+            <w:r>
+              <w:rPr>
+                <w:rFonts w:eastAsiaTheme="minorEastAsia"/>
+                <w:noProof/>
+                <w:lang w:eastAsia="hu-HU"/>
+              </w:rPr>
+              <w:tab/>
+            </w:r>
+            <w:r>
+              <w:rPr>
+                <w:rStyle w:val="Hiperhivatkozs"/>
+                <w:noProof/>
+              </w:rPr>
+              <w:t>Jövőbeli bővítési lehetőségek</w:t>
+            </w:r>
+            <w:r>
+              <w:rPr>
+                <w:noProof/>
+                <w:webHidden/>
+              </w:rPr>
+              <w:tab/>
+            </w:r>
+            <w:r>
+              <w:rPr>
+                <w:noProof/>
+                <w:webHidden/>
+              </w:rPr>
+              <w:fldChar w:fldCharType="begin"/>
+            </w:r>
+            <w:r>
+              <w:rPr>
+                <w:noProof/>
+                <w:webHidden/>
+              </w:rPr>
+              <w:instrText xml:space="preserve"> PAGEREF _Toc225233059 \h </w:instrText>
+            </w:r>
+            <w:r>
+              <w:rPr>
+                <w:noProof/>
+                <w:webHidden/>
+              </w:rPr>
+            </w:r>
+            <w:r>
+              <w:rPr>
+                <w:noProof/>
+                <w:webHidden/>
+              </w:rPr>
+              <w:fldChar w:fldCharType="separate"/>
+            </w:r>
+            <w:r>
+              <w:rPr>
+                <w:noProof/>
+                <w:webHidden/>
+              </w:rPr>
+              <w:t>5</w:t>
+            </w:r>
+            <w:r>
+              <w:rPr>
+                <w:noProof/>
+                <w:webHidden/>
+              </w:rPr>
+              <w:fldChar w:fldCharType="end"/>
+            </w:r>
+          </w:hyperlink>
+        </w:p>
+        <w:p>
+          <w:pPr>
+            <w:pStyle w:val="TJ2"/>
+            <w:rPr>
+              <w:rFonts w:eastAsiaTheme="minorEastAsia"/>
+              <w:noProof/>
+              <w:lang w:eastAsia="hu-HU"/>
+            </w:rPr>
+          </w:pPr>
+          <w:hyperlink w:anchor="_Toc225233060" w:history="1">
+            <w:r>
+              <w:rPr>
+                <w:rStyle w:val="Hiperhivatkozs"/>
+                <w:noProof/>
+                <w14:scene3d>
+                  <w14:camera w14:prst="orthographicFront"/>
+                  <w14:lightRig w14:rig="threePt" w14:dir="t">
+                    <w14:rot w14:lat="0" w14:lon="0" w14:rev="0"/>
+                  </w14:lightRig>
+                </w14:scene3d>
+              </w:rPr>
+              <w:t>1.5.</w:t>
+            </w:r>
+            <w:r>
+              <w:rPr>
+                <w:rFonts w:eastAsiaTheme="minorEastAsia"/>
+                <w:noProof/>
+                <w:lang w:eastAsia="hu-HU"/>
+              </w:rPr>
+              <w:tab/>
+            </w:r>
+            <w:r>
+              <w:rPr>
+                <w:rStyle w:val="Hiperhivatkozs"/>
+                <w:noProof/>
+              </w:rPr>
+              <w:t>Dokumentáció</w:t>
+            </w:r>
+            <w:r>
+              <w:rPr>
+                <w:noProof/>
+                <w:webHidden/>
+              </w:rPr>
+              <w:tab/>
+            </w:r>
+            <w:r>
+              <w:rPr>
+                <w:noProof/>
+                <w:webHidden/>
+              </w:rPr>
+              <w:fldChar w:fldCharType="begin"/>
+            </w:r>
+            <w:r>
+              <w:rPr>
+                <w:noProof/>
+                <w:webHidden/>
+              </w:rPr>
+              <w:instrText xml:space="preserve"> PAGEREF _Toc225233060 \h </w:instrText>
+            </w:r>
+            <w:r>
+              <w:rPr>
+                <w:noProof/>
+                <w:webHidden/>
+              </w:rPr>
+            </w:r>
+            <w:r>
+              <w:rPr>
+                <w:noProof/>
+                <w:webHidden/>
+              </w:rPr>
+              <w:fldChar w:fldCharType="separate"/>
+            </w:r>
+            <w:r>
+              <w:rPr>
+                <w:noProof/>
+                <w:webHidden/>
+              </w:rPr>
+              <w:t>5</w:t>
+            </w:r>
+            <w:r>
+              <w:rPr>
+                <w:noProof/>
+                <w:webHidden/>
+              </w:rPr>
+              <w:fldChar w:fldCharType="end"/>
+            </w:r>
+          </w:hyperlink>
+        </w:p>
+        <w:p>
+          <w:pPr>
+            <w:pStyle w:val="TJ3"/>
+            <w:tabs>
+              <w:tab w:val="left" w:pos="1320"/>
+              <w:tab w:val="right" w:leader="dot" w:pos="9062"/>
+            </w:tabs>
+            <w:rPr>
+              <w:rFonts w:eastAsiaTheme="minorEastAsia"/>
+              <w:noProof/>
+              <w:lang w:eastAsia="hu-HU"/>
+            </w:rPr>
+          </w:pPr>
+          <w:hyperlink w:anchor="_Toc225233061" w:history="1">
+            <w:r>
+              <w:rPr>
+                <w:rStyle w:val="Hiperhivatkozs"/>
+                <w:noProof/>
+              </w:rPr>
+              <w:t>1.5.1.</w:t>
+            </w:r>
+            <w:r>
+              <w:rPr>
+                <w:rFonts w:eastAsiaTheme="minorEastAsia"/>
+                <w:noProof/>
+                <w:lang w:eastAsia="hu-HU"/>
+              </w:rPr>
+              <w:tab/>
+            </w:r>
+            <w:r>
+              <w:rPr>
+                <w:rStyle w:val="Hiperhivatkozs"/>
+                <w:noProof/>
+              </w:rPr>
+              <w:t>Erőforrás-terv, munkaidő nyilvántartás</w:t>
+            </w:r>
+            <w:r>
+              <w:rPr>
+                <w:noProof/>
+                <w:webHidden/>
+              </w:rPr>
+              <w:tab/>
+            </w:r>
+            <w:r>
+              <w:rPr>
+                <w:noProof/>
+                <w:webHidden/>
+              </w:rPr>
+              <w:fldChar w:fldCharType="begin"/>
+            </w:r>
+            <w:r>
+              <w:rPr>
+                <w:noProof/>
+                <w:webHidden/>
+              </w:rPr>
+              <w:instrText xml:space="preserve"> PAGEREF _Toc225233061 \h </w:instrText>
+            </w:r>
+            <w:r>
+              <w:rPr>
+                <w:noProof/>
+                <w:webHidden/>
+              </w:rPr>
+            </w:r>
+            <w:r>
+              <w:rPr>
+                <w:noProof/>
+                <w:webHidden/>
+              </w:rPr>
+              <w:fldChar w:fldCharType="separate"/>
+            </w:r>
+            <w:r>
+              <w:rPr>
+                <w:noProof/>
+                <w:webHidden/>
+              </w:rPr>
+              <w:t>5</w:t>
+            </w:r>
+            <w:r>
+              <w:rPr>
+                <w:noProof/>
+                <w:webHidden/>
+              </w:rPr>
+              <w:fldChar w:fldCharType="end"/>
+            </w:r>
+          </w:hyperlink>
+        </w:p>
+        <w:p>
+          <w:pPr>
+            <w:pStyle w:val="TJ3"/>
+            <w:tabs>
+              <w:tab w:val="left" w:pos="1320"/>
+              <w:tab w:val="right" w:leader="dot" w:pos="9062"/>
+            </w:tabs>
+            <w:rPr>
+              <w:rFonts w:eastAsiaTheme="minorEastAsia"/>
+              <w:noProof/>
+              <w:lang w:eastAsia="hu-HU"/>
+            </w:rPr>
+          </w:pPr>
+          <w:hyperlink w:anchor="_Toc225233062" w:history="1">
+            <w:r>
+              <w:rPr>
+                <w:rStyle w:val="Hiperhivatkozs"/>
+                <w:noProof/>
+              </w:rPr>
+              <w:t>1.5.2.</w:t>
+            </w:r>
+            <w:r>
+              <w:rPr>
+                <w:rFonts w:eastAsiaTheme="minorEastAsia"/>
+                <w:noProof/>
+                <w:lang w:eastAsia="hu-HU"/>
+              </w:rPr>
+              <w:tab/>
+            </w:r>
+            <w:r>
+              <w:rPr>
+                <w:rStyle w:val="Hiperhivatkozs"/>
+                <w:noProof/>
+              </w:rPr>
+              <w:t>Technikai</w:t>
+            </w:r>
+            <w:r>
+              <w:rPr>
+                <w:noProof/>
+                <w:webHidden/>
+              </w:rPr>
+              <w:tab/>
+            </w:r>
+            <w:r>
+              <w:rPr>
+                <w:noProof/>
+                <w:webHidden/>
+              </w:rPr>
+              <w:fldChar w:fldCharType="begin"/>
+            </w:r>
+            <w:r>
+              <w:rPr>
+                <w:noProof/>
+                <w:webHidden/>
+              </w:rPr>
+              <w:instrText xml:space="preserve"> PAGEREF _Toc225233062 \h </w:instrText>
+            </w:r>
+            <w:r>
+              <w:rPr>
+                <w:noProof/>
+                <w:webHidden/>
+              </w:rPr>
+            </w:r>
+            <w:r>
+              <w:rPr>
+                <w:noProof/>
+                <w:webHidden/>
+              </w:rPr>
+              <w:fldChar w:fldCharType="separate"/>
+            </w:r>
+            <w:r>
+              <w:rPr>
+                <w:noProof/>
+                <w:webHidden/>
+              </w:rPr>
+              <w:t>5</w:t>
+            </w:r>
+            <w:r>
+              <w:rPr>
+                <w:noProof/>
+                <w:webHidden/>
+              </w:rPr>
+              <w:fldChar w:fldCharType="end"/>
+            </w:r>
+          </w:hyperlink>
+        </w:p>
+        <w:p>
+          <w:pPr>
+            <w:pStyle w:val="TJ3"/>
+            <w:tabs>
+              <w:tab w:val="left" w:pos="1320"/>
+              <w:tab w:val="right" w:leader="dot" w:pos="9062"/>
+            </w:tabs>
+            <w:rPr>
+              <w:rFonts w:eastAsiaTheme="minorEastAsia"/>
+              <w:noProof/>
+              <w:lang w:eastAsia="hu-HU"/>
+            </w:rPr>
+          </w:pPr>
+          <w:hyperlink w:anchor="_Toc225233063" w:history="1">
+            <w:r>
+              <w:rPr>
+                <w:rStyle w:val="Hiperhivatkozs"/>
+                <w:noProof/>
+              </w:rPr>
+              <w:t>1.5.3.</w:t>
+            </w:r>
+            <w:r>
+              <w:rPr>
+                <w:rFonts w:eastAsiaTheme="minorEastAsia"/>
+                <w:noProof/>
+                <w:lang w:eastAsia="hu-HU"/>
+              </w:rPr>
+              <w:tab/>
+            </w:r>
+            <w:r>
+              <w:rPr>
+                <w:rStyle w:val="Hiperhivatkozs"/>
+                <w:noProof/>
+              </w:rPr>
+              <w:t>Forrás</w:t>
+            </w:r>
+            <w:r>
+              <w:rPr>
+                <w:noProof/>
+                <w:webHidden/>
+              </w:rPr>
+              <w:tab/>
+            </w:r>
+            <w:r>
+              <w:rPr>
+                <w:noProof/>
+                <w:webHidden/>
+              </w:rPr>
+              <w:fldChar w:fldCharType="begin"/>
+            </w:r>
+            <w:r>
+              <w:rPr>
+                <w:noProof/>
+                <w:webHidden/>
+              </w:rPr>
+              <w:instrText xml:space="preserve"> PAGEREF _Toc225233063 \h </w:instrText>
+            </w:r>
+            <w:r>
+              <w:rPr>
+                <w:noProof/>
+                <w:webHidden/>
+              </w:rPr>
+            </w:r>
+            <w:r>
+              <w:rPr>
+                <w:noProof/>
+                <w:webHidden/>
+              </w:rPr>
+              <w:fldChar w:fldCharType="separate"/>
+            </w:r>
+            <w:r>
+              <w:rPr>
+                <w:noProof/>
+                <w:webHidden/>
+              </w:rPr>
+              <w:t>5</w:t>
+            </w:r>
+            <w:r>
+              <w:rPr>
+                <w:noProof/>
+                <w:webHidden/>
+              </w:rPr>
+              <w:fldChar w:fldCharType="end"/>
+            </w:r>
+          </w:hyperlink>
+        </w:p>
+        <w:p>
+          <w:pPr>
+            <w:pStyle w:val="TJ3"/>
+            <w:tabs>
+              <w:tab w:val="left" w:pos="1320"/>
+              <w:tab w:val="right" w:leader="dot" w:pos="9062"/>
+            </w:tabs>
+            <w:rPr>
+              <w:rFonts w:eastAsiaTheme="minorEastAsia"/>
+              <w:noProof/>
+              <w:lang w:eastAsia="hu-HU"/>
+            </w:rPr>
+          </w:pPr>
+          <w:hyperlink w:anchor="_Toc225233064" w:history="1">
+            <w:r>
+              <w:rPr>
+                <w:rStyle w:val="Hiperhivatkozs"/>
+                <w:noProof/>
+              </w:rPr>
+              <w:t>1.5.4.</w:t>
+            </w:r>
+            <w:r>
+              <w:rPr>
+                <w:rFonts w:eastAsiaTheme="minorEastAsia"/>
+                <w:noProof/>
+                <w:lang w:eastAsia="hu-HU"/>
+              </w:rPr>
+              <w:tab/>
+            </w:r>
+            <w:r>
+              <w:rPr>
+                <w:rStyle w:val="Hiperhivatkozs"/>
+                <w:noProof/>
+              </w:rPr>
+              <w:t>Felhasználói</w:t>
+            </w:r>
+            <w:r>
+              <w:rPr>
+                <w:noProof/>
+                <w:webHidden/>
+              </w:rPr>
+              <w:tab/>
+            </w:r>
+            <w:r>
+              <w:rPr>
+                <w:noProof/>
+                <w:webHidden/>
+              </w:rPr>
+              <w:fldChar w:fldCharType="begin"/>
+            </w:r>
+            <w:r>
+              <w:rPr>
+                <w:noProof/>
+                <w:webHidden/>
+              </w:rPr>
+              <w:instrText xml:space="preserve"> PAGEREF _Toc225233064 \h </w:instrText>
+            </w:r>
+            <w:r>
+              <w:rPr>
+                <w:noProof/>
+                <w:webHidden/>
+              </w:rPr>
+            </w:r>
+            <w:r>
+              <w:rPr>
+                <w:noProof/>
+                <w:webHidden/>
+              </w:rPr>
+              <w:fldChar w:fldCharType="separate"/>
+            </w:r>
+            <w:r>
+              <w:rPr>
+                <w:noProof/>
+                <w:webHidden/>
+              </w:rPr>
+              <w:t>6</w:t>
+            </w:r>
+            <w:r>
+              <w:rPr>
+                <w:noProof/>
+                <w:webHidden/>
+              </w:rPr>
+              <w:fldChar w:fldCharType="end"/>
+            </w:r>
+          </w:hyperlink>
+        </w:p>
+        <w:p>
+          <w:pPr>
+            <w:pStyle w:val="TJ2"/>
+            <w:rPr>
+              <w:rFonts w:eastAsiaTheme="minorEastAsia"/>
+              <w:noProof/>
+              <w:lang w:eastAsia="hu-HU"/>
+            </w:rPr>
+          </w:pPr>
+          <w:hyperlink w:anchor="_Toc225233065" w:history="1">
+            <w:r>
+              <w:rPr>
+                <w:rStyle w:val="Hiperhivatkozs"/>
+                <w:noProof/>
+                <w14:scene3d>
+                  <w14:camera w14:prst="orthographicFront"/>
+                  <w14:lightRig w14:rig="threePt" w14:dir="t">
+                    <w14:rot w14:lat="0" w14:lon="0" w14:rev="0"/>
+                  </w14:lightRig>
+                </w14:scene3d>
+              </w:rPr>
+              <w:t>1.6.</w:t>
+            </w:r>
+            <w:r>
+              <w:rPr>
+                <w:rFonts w:eastAsiaTheme="minorEastAsia"/>
+                <w:noProof/>
+                <w:lang w:eastAsia="hu-HU"/>
+              </w:rPr>
+              <w:tab/>
+            </w:r>
+            <w:r>
+              <w:rPr>
+                <w:rStyle w:val="Hiperhivatkozs"/>
+                <w:noProof/>
+              </w:rPr>
+              <w:t>Projekt adatlap</w:t>
+            </w:r>
+            <w:r>
+              <w:rPr>
+                <w:noProof/>
+                <w:webHidden/>
+              </w:rPr>
+              <w:tab/>
+            </w:r>
+            <w:r>
+              <w:rPr>
+                <w:noProof/>
+                <w:webHidden/>
+              </w:rPr>
+              <w:fldChar w:fldCharType="begin"/>
+            </w:r>
+            <w:r>
+              <w:rPr>
+                <w:noProof/>
+                <w:webHidden/>
+              </w:rPr>
+              <w:instrText xml:space="preserve"> PAGEREF _Toc225233065 \h </w:instrText>
+            </w:r>
+            <w:r>
+              <w:rPr>
+                <w:noProof/>
+                <w:webHidden/>
+              </w:rPr>
+            </w:r>
+            <w:r>
+              <w:rPr>
+                <w:noProof/>
+                <w:webHidden/>
+              </w:rPr>
+              <w:fldChar w:fldCharType="separate"/>
+            </w:r>
+            <w:r>
+              <w:rPr>
+                <w:noProof/>
+                <w:webHidden/>
+              </w:rPr>
+              <w:t>6</w:t>
+            </w:r>
+            <w:r>
+              <w:rPr>
+                <w:noProof/>
+                <w:webHidden/>
+              </w:rPr>
+              <w:fldChar w:fldCharType="end"/>
+            </w:r>
+          </w:hyperlink>
+        </w:p>
+        <w:p>
+          <w:pPr>
+            <w:pStyle w:val="TJ1"/>
+            <w:rPr>
+              <w:rFonts w:cstheme="minorBidi"/>
+              <w:noProof/>
+            </w:rPr>
+          </w:pPr>
+          <w:hyperlink w:anchor="_Toc225233066" w:history="1">
+            <w:r>
+              <w:rPr>
+                <w:rStyle w:val="Hiperhivatkozs"/>
+                <w:rFonts w:cstheme="majorHAnsi"/>
+                <w:noProof/>
+              </w:rPr>
+              <w:t>2.</w:t>
+            </w:r>
+            <w:r>
+              <w:rPr>
+                <w:noProof/>
+                <w:webHidden/>
+              </w:rPr>
+              <w:tab/>
+            </w:r>
+            <w:r>
+              <w:rPr>
+                <w:noProof/>
+                <w:webHidden/>
+              </w:rPr>
+              <w:fldChar w:fldCharType="begin"/>
+            </w:r>
+            <w:r>
+              <w:rPr>
+                <w:noProof/>
+                <w:webHidden/>
+              </w:rPr>
+              <w:instrText xml:space="preserve"> PAGEREF _Toc225233066 \h </w:instrText>
+            </w:r>
+            <w:r>
+              <w:rPr>
+                <w:noProof/>
+                <w:webHidden/>
+              </w:rPr>
+            </w:r>
+            <w:r>
+              <w:rPr>
+                <w:noProof/>
+                <w:webHidden/>
+              </w:rPr>
+              <w:fldChar w:fldCharType="separate"/>
+            </w:r>
+            <w:r>
+              <w:rPr>
+                <w:noProof/>
+                <w:webHidden/>
+              </w:rPr>
+              <w:t>7</w:t>
+            </w:r>
+            <w:r>
+              <w:rPr>
+                <w:noProof/>
+                <w:webHidden/>
+              </w:rPr>
+              <w:fldChar w:fldCharType="end"/>
+            </w:r>
+          </w:hyperlink>
+        </w:p>
+        <w:p>
+          <w:pPr>
+            <w:pStyle w:val="TJ2"/>
+            <w:rPr>
+              <w:rFonts w:eastAsiaTheme="minorEastAsia"/>
+              <w:noProof/>
+              <w:lang w:eastAsia="hu-HU"/>
+            </w:rPr>
+          </w:pPr>
+          <w:hyperlink w:anchor="_Toc225233067" w:history="1">
+            <w:r>
+              <w:rPr>
+                <w:rStyle w:val="Hiperhivatkozs"/>
+                <w:noProof/>
+                <w14:scene3d>
+                  <w14:camera w14:prst="orthographicFront"/>
+                  <w14:lightRig w14:rig="threePt" w14:dir="t">
+                    <w14:rot w14:lat="0" w14:lon="0" w14:rev="0"/>
+                  </w14:lightRig>
+                </w14:scene3d>
+              </w:rPr>
+              <w:t>2.1.</w:t>
+            </w:r>
+            <w:r>
+              <w:rPr>
+                <w:rFonts w:eastAsiaTheme="minorEastAsia"/>
+                <w:noProof/>
+                <w:lang w:eastAsia="hu-HU"/>
+              </w:rPr>
+              <w:tab/>
+            </w:r>
+            <w:r>
+              <w:rPr>
+                <w:rStyle w:val="Hiperhivatkozs"/>
+                <w:noProof/>
+              </w:rPr>
+              <w:t>dfa</w:t>
+            </w:r>
+            <w:r>
+              <w:rPr>
+                <w:noProof/>
+                <w:webHidden/>
+              </w:rPr>
+              <w:tab/>
+            </w:r>
+            <w:r>
+              <w:rPr>
+                <w:noProof/>
+                <w:webHidden/>
+              </w:rPr>
+              <w:fldChar w:fldCharType="begin"/>
+            </w:r>
+            <w:r>
+              <w:rPr>
+                <w:noProof/>
+                <w:webHidden/>
+              </w:rPr>
+              <w:instrText xml:space="preserve"> PAGEREF _Toc225233067 \h </w:instrText>
+            </w:r>
+            <w:r>
+              <w:rPr>
+                <w:noProof/>
+                <w:webHidden/>
+              </w:rPr>
+            </w:r>
+            <w:r>
+              <w:rPr>
+                <w:noProof/>
+                <w:webHidden/>
+              </w:rPr>
+              <w:fldChar w:fldCharType="separate"/>
+            </w:r>
+            <w:r>
+              <w:rPr>
+                <w:noProof/>
+                <w:webHidden/>
+              </w:rPr>
+              <w:t>7</w:t>
+            </w:r>
+            <w:r>
+              <w:rPr>
+                <w:noProof/>
+                <w:webHidden/>
+              </w:rPr>
+              <w:fldChar w:fldCharType="end"/>
+            </w:r>
+          </w:hyperlink>
+        </w:p>
+        <w:p>
+          <w:pPr>
+            <w:pStyle w:val="TJ1"/>
+            <w:rPr>
+              <w:rFonts w:cstheme="minorBidi"/>
+              <w:noProof/>
+            </w:rPr>
+          </w:pPr>
+          <w:hyperlink w:anchor="_Toc225233068" w:history="1">
+            <w:r>
+              <w:rPr>
+                <w:rStyle w:val="Hiperhivatkozs"/>
+                <w:rFonts w:cstheme="majorHAnsi"/>
+                <w:noProof/>
+              </w:rPr>
+              <w:t>3.</w:t>
+            </w:r>
+            <w:r>
+              <w:rPr>
+                <w:noProof/>
+                <w:webHidden/>
+              </w:rPr>
+              <w:tab/>
+            </w:r>
+            <w:r>
+              <w:rPr>
+                <w:noProof/>
+                <w:webHidden/>
+              </w:rPr>
+              <w:fldChar w:fldCharType="begin"/>
+            </w:r>
+            <w:r>
+              <w:rPr>
+                <w:noProof/>
+                <w:webHidden/>
+              </w:rPr>
+              <w:instrText xml:space="preserve"> PAGEREF _Toc225233068 \h </w:instrText>
+            </w:r>
+            <w:r>
+              <w:rPr>
+                <w:noProof/>
+                <w:webHidden/>
+              </w:rPr>
+            </w:r>
+            <w:r>
+              <w:rPr>
+                <w:noProof/>
+                <w:webHidden/>
+              </w:rPr>
+              <w:fldChar w:fldCharType="separate"/>
+            </w:r>
+            <w:r>
+              <w:rPr>
+                <w:noProof/>
+                <w:webHidden/>
+              </w:rPr>
+              <w:t>8</w:t>
+            </w:r>
+            <w:r>
+              <w:rPr>
+                <w:noProof/>
+                <w:webHidden/>
+              </w:rPr>
+              <w:fldChar w:fldCharType="end"/>
+            </w:r>
+          </w:hyperlink>
+        </w:p>
+        <w:p>
+          <w:pPr>
+            <w:pStyle w:val="TJ1"/>
+            <w:rPr>
+              <w:rFonts w:cstheme="minorBidi"/>
+              <w:noProof/>
+            </w:rPr>
+          </w:pPr>
+          <w:hyperlink w:anchor="_Toc225233069" w:history="1">
+            <w:r>
+              <w:rPr>
+                <w:rStyle w:val="Hiperhivatkozs"/>
+                <w:rFonts w:cstheme="majorHAnsi"/>
+                <w:noProof/>
+              </w:rPr>
+              <w:t>4.</w:t>
+            </w:r>
+            <w:r>
+              <w:rPr>
+                <w:rFonts w:cstheme="minorBidi"/>
+                <w:noProof/>
+              </w:rPr>
+              <w:tab/>
+            </w:r>
+            <w:r>
+              <w:rPr>
+                <w:rStyle w:val="Hiperhivatkozs"/>
+                <w:noProof/>
+              </w:rPr>
+              <w:t>dsgdfg</w:t>
+            </w:r>
+            <w:r>
+              <w:rPr>
+                <w:noProof/>
+                <w:webHidden/>
+              </w:rPr>
+              <w:tab/>
+            </w:r>
+            <w:r>
+              <w:rPr>
+                <w:noProof/>
+                <w:webHidden/>
+              </w:rPr>
+              <w:fldChar w:fldCharType="begin"/>
+            </w:r>
+            <w:r>
+              <w:rPr>
+                <w:noProof/>
+                <w:webHidden/>
+              </w:rPr>
+              <w:instrText xml:space="preserve"> PAGEREF _Toc225233069 \h </w:instrText>
+            </w:r>
+            <w:r>
+              <w:rPr>
+                <w:noProof/>
+                <w:webHidden/>
+              </w:rPr>
+            </w:r>
+            <w:r>
+              <w:rPr>
+                <w:noProof/>
+                <w:webHidden/>
+              </w:rPr>
+              <w:fldChar w:fldCharType="separate"/>
+            </w:r>
+            <w:r>
+              <w:rPr>
+                <w:noProof/>
+                <w:webHidden/>
+              </w:rPr>
+              <w:t>9</w:t>
+            </w:r>
+            <w:r>
+              <w:rPr>
+                <w:noProof/>
+                <w:webHidden/>
+              </w:rPr>
+              <w:fldChar w:fldCharType="end"/>
+            </w:r>
+          </w:hyperlink>
+        </w:p>
+        <w:p>
+          <w:pPr>
+            <w:pStyle w:val="TJ2"/>
+            <w:rPr>
+              <w:rFonts w:eastAsiaTheme="minorEastAsia"/>
+              <w:noProof/>
+              <w:lang w:eastAsia="hu-HU"/>
+            </w:rPr>
+          </w:pPr>
+          <w:hyperlink w:anchor="_Toc225233070" w:history="1">
+            <w:r>
+              <w:rPr>
+                <w:rStyle w:val="Hiperhivatkozs"/>
+                <w:noProof/>
+                <w14:scene3d>
+                  <w14:camera w14:prst="orthographicFront"/>
+                  <w14:lightRig w14:rig="threePt" w14:dir="t">
+                    <w14:rot w14:lat="0" w14:lon="0" w14:rev="0"/>
+                  </w14:lightRig>
+                </w14:scene3d>
+              </w:rPr>
+              <w:t>4.1.</w:t>
+            </w:r>
+            <w:r>
+              <w:rPr>
+                <w:rFonts w:eastAsiaTheme="minorEastAsia"/>
+                <w:noProof/>
+                <w:lang w:eastAsia="hu-HU"/>
+              </w:rPr>
+              <w:tab/>
+            </w:r>
+            <w:r>
+              <w:rPr>
+                <w:rStyle w:val="Hiperhivatkozs"/>
+                <w:noProof/>
+              </w:rPr>
+              <w:t>dghfdh</w:t>
+            </w:r>
+            <w:r>
+              <w:rPr>
+                <w:noProof/>
+                <w:webHidden/>
+              </w:rPr>
+              <w:tab/>
+            </w:r>
+            <w:r>
+              <w:rPr>
+                <w:noProof/>
+                <w:webHidden/>
+              </w:rPr>
+              <w:fldChar w:fldCharType="begin"/>
+            </w:r>
+            <w:r>
+              <w:rPr>
+                <w:noProof/>
+                <w:webHidden/>
+              </w:rPr>
+              <w:instrText xml:space="preserve"> PAGEREF _Toc225233070 \h </w:instrText>
+            </w:r>
+            <w:r>
+              <w:rPr>
+                <w:noProof/>
+                <w:webHidden/>
+              </w:rPr>
+            </w:r>
+            <w:r>
+              <w:rPr>
+                <w:noProof/>
+                <w:webHidden/>
+              </w:rPr>
+              <w:fldChar w:fldCharType="separate"/>
+            </w:r>
+            <w:r>
+              <w:rPr>
+                <w:noProof/>
+                <w:webHidden/>
+              </w:rPr>
+              <w:t>9</w:t>
+            </w:r>
+            <w:r>
+              <w:rPr>
+                <w:noProof/>
+                <w:webHidden/>
+              </w:rPr>
+              <w:fldChar w:fldCharType="end"/>
+            </w:r>
+          </w:hyperlink>
+        </w:p>
+        <w:p>
           <w:r>
             <w:rPr>
-              <w:b/>
-              <w:bCs/>
+              <w:rFonts w:eastAsiaTheme="minorEastAsia" w:cs="Times New Roman"/>
+              <w:lang w:eastAsia="hu-HU"/>
             </w:rPr>
             <w:fldChar w:fldCharType="end"/>
           </w:r>
@@ -532,51 +3031,87 @@
     <w:p>
       <w:pPr>
         <w:pStyle w:val="Cmsor1"/>
-        <w:sectPr>
-          <w:headerReference w:type="default" r:id="rId9"/>
-          <w:footerReference w:type="default" r:id="rId10"/>
-          <w:pgSz w:w="11906" w:h="16838"/>
-          <w:pgMar w:top="1417" w:right="1417" w:bottom="1417" w:left="1417" w:header="708" w:footer="708" w:gutter="0"/>
-          <w:pgNumType w:start="0" w:chapStyle="1"/>
-          <w:cols w:space="708"/>
-          <w:titlePg/>
-          <w:docGrid w:linePitch="360"/>
-        </w:sectPr>
-      </w:pPr>
-      <w:bookmarkStart w:id="1" w:name="_Toc214366180"/>
+      </w:pPr>
+      <w:bookmarkStart w:id="3" w:name="_Toc225233041"/>
+      <w:r>
+        <w:lastRenderedPageBreak/>
+        <w:t>Specifikáció</w:t>
+      </w:r>
+      <w:bookmarkEnd w:id="2"/>
+      <w:bookmarkEnd w:id="1"/>
+      <w:bookmarkEnd w:id="3"/>
     </w:p>
     <w:p>
       <w:pPr>
-        <w:pStyle w:val="Cmsor1"/>
-      </w:pPr>
-      <w:r>
-        <w:lastRenderedPageBreak/>
+        <w:pStyle w:val="Cmsor2"/>
+        <w:rPr>
+          <w:szCs w:val="36"/>
+        </w:rPr>
+      </w:pPr>
+      <w:bookmarkStart w:id="4" w:name="_Toc210124523"/>
+      <w:bookmarkStart w:id="5" w:name="_Toc225232124"/>
+      <w:bookmarkStart w:id="6" w:name="_Toc225232282"/>
+      <w:bookmarkStart w:id="7" w:name="_Toc225233042"/>
+      <w:r>
         <w:t>Bevezetés</w:t>
       </w:r>
-      <w:bookmarkEnd w:id="1"/>
+      <w:bookmarkEnd w:id="4"/>
+      <w:bookmarkEnd w:id="5"/>
+      <w:bookmarkEnd w:id="6"/>
+      <w:bookmarkEnd w:id="7"/>
     </w:p>
     <w:p>
       <w:pPr>
-        <w:pStyle w:val="Cmsor1"/>
-      </w:pPr>
-    </w:p>
-    <w:bookmarkEnd w:id="0"/>
-    <w:p>
-      <w:pPr>
-        <w:pStyle w:val="Cmsor1"/>
-      </w:pPr>
-      <w:r>
-        <w:lastRenderedPageBreak/>
-        <w:t>dsgdfg</w:t>
-      </w:r>
+        <w:pStyle w:val="Cmsor3"/>
+      </w:pPr>
+      <w:bookmarkStart w:id="8" w:name="_Toc209178471"/>
+      <w:bookmarkStart w:id="9" w:name="_Toc210124524"/>
+      <w:bookmarkStart w:id="10" w:name="_Toc225232125"/>
+      <w:bookmarkStart w:id="11" w:name="_Toc225232283"/>
+      <w:bookmarkStart w:id="12" w:name="_Toc225233043"/>
+      <w:r>
+        <w:t>Projekt címe</w:t>
+      </w:r>
+      <w:bookmarkEnd w:id="8"/>
+      <w:bookmarkEnd w:id="9"/>
+      <w:bookmarkEnd w:id="10"/>
+      <w:bookmarkEnd w:id="11"/>
+      <w:bookmarkEnd w:id="12"/>
     </w:p>
     <w:p>
-      <w:pPr>
-        <w:pStyle w:val="Cmsor2"/>
-      </w:pPr>
-      <w:r>
-        <w:t>dghfdh</w:t>
-      </w:r>
+      <w:r>
+        <w:t>RÉKA</w:t>
+      </w:r>
+      <w:r>
+        <w:t> – </w:t>
+      </w:r>
+      <w:r>
+        <w:t>Vállalatirányítási</w:t>
+      </w:r>
+      <w:r>
+        <w:t> </w:t>
+      </w:r>
+      <w:r>
+        <w:t>rendszer</w:t>
+      </w:r>
+    </w:p>
+    <w:p>
+      <w:pPr>
+        <w:pStyle w:val="Cmsor3"/>
+      </w:pPr>
+      <w:bookmarkStart w:id="13" w:name="_Toc209178472"/>
+      <w:bookmarkStart w:id="14" w:name="_Toc210124525"/>
+      <w:bookmarkStart w:id="15" w:name="_Toc225232126"/>
+      <w:bookmarkStart w:id="16" w:name="_Toc225232284"/>
+      <w:bookmarkStart w:id="17" w:name="_Toc225233044"/>
+      <w:r>
+        <w:t>Projekt rövid ismertetése</w:t>
+      </w:r>
+      <w:bookmarkEnd w:id="13"/>
+      <w:bookmarkEnd w:id="14"/>
+      <w:bookmarkEnd w:id="15"/>
+      <w:bookmarkEnd w:id="16"/>
+      <w:bookmarkEnd w:id="17"/>
     </w:p>
     <w:p>
       <w:pPr>
@@ -584,16 +3119,1357 @@
           <w:lang w:eastAsia="hu-HU"/>
         </w:rPr>
       </w:pPr>
+      <w:r>
+        <w:rPr>
+          <w:lang w:eastAsia="hu-HU"/>
+        </w:rPr>
+        <w:t xml:space="preserve">2025-ben még mindig számos, kereskedelemmel foglalkozó kis- és középvállalkozás </w:t>
+      </w:r>
+      <w:r>
+        <w:rPr>
+          <w:lang w:eastAsia="hu-HU"/>
+        </w:rPr>
+        <w:t>[</w:t>
+      </w:r>
+      <w:r>
+        <w:rPr>
+          <w:lang w:eastAsia="hu-HU"/>
+        </w:rPr>
+        <w:t>a továbbiakban: KKV-k</w:t>
+      </w:r>
+      <w:r>
+        <w:rPr>
+          <w:lang w:eastAsia="hu-HU"/>
+        </w:rPr>
+        <w:t>]</w:t>
+      </w:r>
+      <w:r>
+        <w:rPr>
+          <w:lang w:eastAsia="hu-HU"/>
+        </w:rPr>
+        <w:t xml:space="preserve"> papíralapon vagy elavult táblázatkezelőkben végzi napi adminisztrációs feladatait. Ide tartozik többek között a rendelések rögzítése, összekészítése, valamint a különböző típusú fuvarlevelek (szállítólevél, számla) kiállítása. Ezek a folyamatok nemcsak időigényesek, hanem hibalehetőségekkel is terheltek, és a vállalkozás méretének növekedésével egyre nehezebben átláthatóak.</w:t>
+      </w:r>
     </w:p>
     <w:p>
+      <w:r>
+        <w:t>A RÉK</w:t>
+      </w:r>
+      <w:r>
+        <w:t>A</w:t>
+      </w:r>
+      <w:r>
+        <w:t xml:space="preserve"> rendszer célja, hogy a KKV-k számára egy egyszerűen használható, átlátható és megbízható digitális platformot biztosítson, amely kiváltja a manuális, papíralapú folyamatokat, és hozzájárul a hatékonyabb működéshez</w:t>
+      </w:r>
+      <w:r>
+        <w:t>.</w:t>
+      </w:r>
+    </w:p>
+    <w:p>
+      <w:r>
+        <w:t>Előnyök a KKV-k számára:</w:t>
+      </w:r>
+    </w:p>
+    <w:p>
+      <w:pPr>
+        <w:rPr>
+          <w:lang w:eastAsia="hu-HU"/>
+        </w:rPr>
+      </w:pPr>
+      <w:r>
+        <w:rPr>
+          <w:lang w:eastAsia="hu-HU"/>
+        </w:rPr>
+        <w:t>Időmegtakarítás: a digitalizált folyamatok gyorsabbak és automatizálhatók.</w:t>
+      </w:r>
+    </w:p>
+    <w:p>
+      <w:pPr>
+        <w:rPr>
+          <w:lang w:eastAsia="hu-HU"/>
+        </w:rPr>
+      </w:pPr>
+      <w:r>
+        <w:rPr>
+          <w:lang w:eastAsia="hu-HU"/>
+        </w:rPr>
+        <w:t>Átláthatóság: a rendszer valós idejű adatokkal dolgozik, így mindig pontos képet nyújt a készletekről és rendelésekről.</w:t>
+      </w:r>
+    </w:p>
+    <w:p>
+      <w:pPr>
+        <w:rPr>
+          <w:lang w:eastAsia="hu-HU"/>
+        </w:rPr>
+      </w:pPr>
+      <w:r>
+        <w:rPr>
+          <w:lang w:eastAsia="hu-HU"/>
+        </w:rPr>
+        <w:t>Hibacsökkentés: az automatizált dokumentumkezelés minimalizálja az emberi tévedéseket.</w:t>
+      </w:r>
+    </w:p>
+    <w:p>
+      <w:pPr>
+        <w:rPr>
+          <w:lang w:eastAsia="hu-HU"/>
+        </w:rPr>
+      </w:pPr>
+      <w:r>
+        <w:rPr>
+          <w:lang w:eastAsia="hu-HU"/>
+        </w:rPr>
+        <w:t>Skálázhatóság: a rendszer a vállalkozás növekedésével együtt képes bővülni, új funkciókkal kiegészülni.</w:t>
+      </w:r>
+    </w:p>
+    <w:p>
+      <w:pPr>
+        <w:rPr>
+          <w:lang w:eastAsia="hu-HU"/>
+        </w:rPr>
+      </w:pPr>
+      <w:r>
+        <w:rPr>
+          <w:lang w:eastAsia="hu-HU"/>
+        </w:rPr>
+        <w:t>Megbízhatóság: modern, biztonságos alapokra épül, így adatvesztés és inkonzisztens nyilvántartás helyett stabil, jól követhető működést biztosít.</w:t>
+      </w:r>
+    </w:p>
+    <w:p>
+      <w:pPr>
+        <w:pStyle w:val="Cmsor2"/>
+        <w:rPr>
+          <w:sz w:val="27"/>
+        </w:rPr>
+      </w:pPr>
+      <w:bookmarkStart w:id="18" w:name="_Toc209178473"/>
+      <w:bookmarkStart w:id="19" w:name="_Toc210124526"/>
+      <w:bookmarkStart w:id="20" w:name="_Toc225232127"/>
+      <w:bookmarkStart w:id="21" w:name="_Toc225232285"/>
+      <w:bookmarkStart w:id="22" w:name="_Toc225233045"/>
+      <w:r>
+        <w:t>Fő funkciók</w:t>
+      </w:r>
+      <w:bookmarkEnd w:id="18"/>
+      <w:bookmarkEnd w:id="19"/>
+      <w:bookmarkEnd w:id="20"/>
+      <w:bookmarkEnd w:id="21"/>
+      <w:bookmarkEnd w:id="22"/>
+    </w:p>
+    <w:p>
+      <w:pPr>
+        <w:pStyle w:val="Cmsor3"/>
+      </w:pPr>
+      <w:bookmarkStart w:id="23" w:name="_Toc209178474"/>
+      <w:bookmarkStart w:id="24" w:name="_Toc210124527"/>
+      <w:bookmarkStart w:id="25" w:name="_Toc225232128"/>
+      <w:bookmarkStart w:id="26" w:name="_Toc225232286"/>
+      <w:bookmarkStart w:id="27" w:name="_Toc225233046"/>
+      <w:r>
+        <w:t>Rendeléskezelés</w:t>
+      </w:r>
+      <w:bookmarkEnd w:id="23"/>
+      <w:bookmarkEnd w:id="24"/>
+      <w:bookmarkEnd w:id="25"/>
+      <w:bookmarkEnd w:id="26"/>
+      <w:bookmarkEnd w:id="27"/>
+    </w:p>
+    <w:p>
+      <w:pPr>
+        <w:pStyle w:val="Listaszerbekezds"/>
+        <w:rPr>
+          <w:b/>
+          <w:bCs/>
+          <w:lang w:eastAsia="hu-HU"/>
+        </w:rPr>
+      </w:pPr>
+      <w:r>
+        <w:rPr>
+          <w:lang w:eastAsia="hu-HU"/>
+        </w:rPr>
+        <w:t>Új rendelés rögzítése [vevői és belső]</w:t>
+      </w:r>
+    </w:p>
+    <w:p>
+      <w:pPr>
+        <w:pStyle w:val="Listaszerbekezds"/>
+        <w:rPr>
+          <w:b/>
+          <w:bCs/>
+          <w:lang w:eastAsia="hu-HU"/>
+        </w:rPr>
+      </w:pPr>
+      <w:r>
+        <w:rPr>
+          <w:lang w:eastAsia="hu-HU"/>
+        </w:rPr>
+        <w:t>Rendelések státuszainak követése [új, feldolgozás alatt, összekészítve, kiszállítva]</w:t>
+      </w:r>
+    </w:p>
+    <w:p>
+      <w:pPr>
+        <w:pStyle w:val="Listaszerbekezds"/>
+        <w:rPr>
+          <w:b/>
+          <w:bCs/>
+          <w:lang w:eastAsia="hu-HU"/>
+        </w:rPr>
+      </w:pPr>
+      <w:r>
+        <w:rPr>
+          <w:lang w:eastAsia="hu-HU"/>
+        </w:rPr>
+        <w:t>Rendelések összekészítési listájának automatikus generálása</w:t>
+      </w:r>
+    </w:p>
+    <w:p>
+      <w:pPr>
+        <w:pStyle w:val="Listaszerbekezds"/>
+        <w:rPr>
+          <w:b/>
+          <w:bCs/>
+          <w:lang w:eastAsia="hu-HU"/>
+        </w:rPr>
+      </w:pPr>
+      <w:r>
+        <w:rPr>
+          <w:lang w:eastAsia="hu-HU"/>
+        </w:rPr>
+        <w:t>Számlázási és szállítási adatok kezelése</w:t>
+      </w:r>
+    </w:p>
+    <w:p>
+      <w:pPr>
+        <w:pStyle w:val="Cmsor3"/>
+      </w:pPr>
+      <w:bookmarkStart w:id="28" w:name="_Toc209178475"/>
+      <w:bookmarkStart w:id="29" w:name="_Toc210124528"/>
+      <w:bookmarkStart w:id="30" w:name="_Toc225232129"/>
+      <w:bookmarkStart w:id="31" w:name="_Toc225232287"/>
+      <w:bookmarkStart w:id="32" w:name="_Toc225233047"/>
+      <w:r>
+        <w:lastRenderedPageBreak/>
+        <w:t>Katalógus kezelés</w:t>
+      </w:r>
+      <w:bookmarkEnd w:id="28"/>
+      <w:bookmarkEnd w:id="29"/>
+      <w:bookmarkEnd w:id="30"/>
+      <w:bookmarkEnd w:id="31"/>
+      <w:bookmarkEnd w:id="32"/>
+    </w:p>
+    <w:p>
+      <w:pPr>
+        <w:pStyle w:val="Listaszerbekezds"/>
+        <w:rPr>
+          <w:b/>
+          <w:bCs/>
+        </w:rPr>
+      </w:pPr>
+      <w:r>
+        <w:t>Termékek adatainak tárolása [név, cikkszám, leírás, ár, egység, minimum rendelési mennyiség]</w:t>
+      </w:r>
+    </w:p>
+    <w:p>
+      <w:pPr>
+        <w:pStyle w:val="Listaszerbekezds"/>
+        <w:rPr>
+          <w:b/>
+          <w:bCs/>
+        </w:rPr>
+      </w:pPr>
+      <w:r>
+        <w:t>Termékkategóriák létrehozása és karbantartása</w:t>
+      </w:r>
+    </w:p>
+    <w:p>
+      <w:pPr>
+        <w:pStyle w:val="Listaszerbekezds"/>
+        <w:rPr>
+          <w:b/>
+          <w:bCs/>
+        </w:rPr>
+      </w:pPr>
+      <w:r>
+        <w:t>Keresés és szűrés termékek között</w:t>
+      </w:r>
+    </w:p>
+    <w:p>
+      <w:pPr>
+        <w:pStyle w:val="Cmsor3"/>
+      </w:pPr>
+      <w:bookmarkStart w:id="33" w:name="_Toc209178476"/>
+      <w:bookmarkStart w:id="34" w:name="_Toc210124529"/>
+      <w:bookmarkStart w:id="35" w:name="_Toc225232130"/>
+      <w:bookmarkStart w:id="36" w:name="_Toc225232288"/>
+      <w:bookmarkStart w:id="37" w:name="_Toc225233048"/>
+      <w:r>
+        <w:t>Készletezés</w:t>
+      </w:r>
+      <w:bookmarkEnd w:id="33"/>
+      <w:bookmarkEnd w:id="34"/>
+      <w:bookmarkEnd w:id="35"/>
+      <w:bookmarkEnd w:id="36"/>
+      <w:bookmarkEnd w:id="37"/>
+    </w:p>
+    <w:p>
+      <w:pPr>
+        <w:pStyle w:val="Listaszerbekezds"/>
+        <w:rPr>
+          <w:b/>
+          <w:bCs/>
+        </w:rPr>
+      </w:pPr>
+      <w:r>
+        <w:t>Leltárkezelés (nyitó, mozgás, záró állomány)</w:t>
+      </w:r>
+    </w:p>
+    <w:p>
+      <w:pPr>
+        <w:pStyle w:val="Listaszerbekezds"/>
+        <w:rPr>
+          <w:b/>
+          <w:bCs/>
+        </w:rPr>
+      </w:pPr>
+      <w:r>
+        <w:t>Automatikus készletcsökkentés rendelés teljesítésekor</w:t>
+      </w:r>
+    </w:p>
+    <w:p>
+      <w:pPr>
+        <w:pStyle w:val="Listaszerbekezds"/>
+        <w:rPr>
+          <w:b/>
+          <w:bCs/>
+        </w:rPr>
+      </w:pPr>
+      <w:r>
+        <w:t>Minimum készletszint figyelés, riasztás</w:t>
+      </w:r>
+    </w:p>
+    <w:p>
+      <w:pPr>
+        <w:pStyle w:val="Listaszerbekezds"/>
+        <w:rPr>
+          <w:b/>
+          <w:bCs/>
+        </w:rPr>
+      </w:pPr>
+      <w:r>
+        <w:t>Több raktár kezelése [opcionális]</w:t>
+      </w:r>
+    </w:p>
+    <w:p>
+      <w:pPr>
+        <w:pStyle w:val="Cmsor3"/>
+      </w:pPr>
+      <w:bookmarkStart w:id="38" w:name="_Toc209178477"/>
+      <w:bookmarkStart w:id="39" w:name="_Toc210124530"/>
+      <w:bookmarkStart w:id="40" w:name="_Toc225232131"/>
+      <w:bookmarkStart w:id="41" w:name="_Toc225232289"/>
+      <w:bookmarkStart w:id="42" w:name="_Toc225233049"/>
+      <w:r>
+        <w:t>Adminisztráció</w:t>
+      </w:r>
+      <w:bookmarkEnd w:id="38"/>
+      <w:bookmarkEnd w:id="39"/>
+      <w:bookmarkEnd w:id="40"/>
+      <w:bookmarkEnd w:id="41"/>
+      <w:bookmarkEnd w:id="42"/>
+    </w:p>
+    <w:p>
+      <w:pPr>
+        <w:pStyle w:val="Listaszerbekezds"/>
+      </w:pPr>
+      <w:r>
+        <w:t>Felhasználói jogosultságkezelés [adminisztrátor, értékesítő, raktáros,</w:t>
+      </w:r>
+      <w:r>
+        <w:rPr>
+          <w:lang w:eastAsia="hu-HU"/>
+        </w:rPr>
+        <w:t xml:space="preserve"> </w:t>
+      </w:r>
+      <w:r>
+        <w:t>vevő]</w:t>
+      </w:r>
+    </w:p>
+    <w:p>
+      <w:pPr>
+        <w:pStyle w:val="Listaszerbekezds"/>
+      </w:pPr>
+      <w:r>
+        <w:t>Riportok és statisztikák [forgalom, készletforgás, top termékek]</w:t>
+      </w:r>
+    </w:p>
+    <w:p>
+      <w:pPr>
+        <w:pStyle w:val="Cmsor2"/>
+        <w:rPr>
+          <w:sz w:val="27"/>
+        </w:rPr>
+      </w:pPr>
+      <w:bookmarkStart w:id="43" w:name="_Toc209178478"/>
+      <w:bookmarkStart w:id="44" w:name="_Toc210124531"/>
+      <w:bookmarkStart w:id="45" w:name="_Toc225232132"/>
+      <w:bookmarkStart w:id="46" w:name="_Toc225232290"/>
+      <w:bookmarkStart w:id="47" w:name="_Toc225233050"/>
+      <w:r>
+        <w:t>Technológiai adatok</w:t>
+      </w:r>
+      <w:bookmarkEnd w:id="43"/>
+      <w:bookmarkEnd w:id="44"/>
+      <w:bookmarkEnd w:id="45"/>
+      <w:bookmarkEnd w:id="46"/>
+      <w:bookmarkEnd w:id="47"/>
+    </w:p>
+    <w:p>
+      <w:pPr>
+        <w:pStyle w:val="Cmsor3"/>
+      </w:pPr>
+      <w:bookmarkStart w:id="48" w:name="_Toc209178479"/>
+      <w:bookmarkStart w:id="49" w:name="_Toc210124532"/>
+      <w:bookmarkStart w:id="50" w:name="_Toc225232133"/>
+      <w:bookmarkStart w:id="51" w:name="_Toc225232291"/>
+      <w:bookmarkStart w:id="52" w:name="_Toc225233051"/>
+      <w:r>
+        <w:t>Operációs rendszer</w:t>
+      </w:r>
+      <w:bookmarkEnd w:id="48"/>
+      <w:bookmarkEnd w:id="49"/>
+      <w:bookmarkEnd w:id="50"/>
+      <w:bookmarkEnd w:id="51"/>
+      <w:bookmarkEnd w:id="52"/>
+    </w:p>
+    <w:p>
+      <w:pPr>
+        <w:rPr>
+          <w:lang w:eastAsia="hu-HU"/>
+        </w:rPr>
+      </w:pPr>
+      <w:r>
+        <w:rPr>
+          <w:lang w:eastAsia="hu-HU"/>
+        </w:rPr>
+        <w:t xml:space="preserve">A rendszer bármely, Windows, Android, iOS, </w:t>
+      </w:r>
+      <w:proofErr w:type="spellStart"/>
+      <w:r>
+        <w:rPr>
+          <w:lang w:eastAsia="hu-HU"/>
+        </w:rPr>
+        <w:t>macOS</w:t>
+      </w:r>
+      <w:proofErr w:type="spellEnd"/>
+      <w:r>
+        <w:rPr>
+          <w:lang w:eastAsia="hu-HU"/>
+        </w:rPr>
+        <w:t xml:space="preserve"> vagy Linux operációs rendszert futtató eszközön, böngésző segítségével használható.</w:t>
+      </w:r>
+    </w:p>
+    <w:p>
+      <w:pPr>
+        <w:pStyle w:val="Cmsor3"/>
+      </w:pPr>
+      <w:bookmarkStart w:id="53" w:name="_Toc209178480"/>
+      <w:bookmarkStart w:id="54" w:name="_Toc210124533"/>
+      <w:bookmarkStart w:id="55" w:name="_Toc225232134"/>
+      <w:bookmarkStart w:id="56" w:name="_Toc225232292"/>
+      <w:bookmarkStart w:id="57" w:name="_Toc225233052"/>
+      <w:r>
+        <w:t>Felhasznált programozási nyelvek</w:t>
+      </w:r>
+      <w:bookmarkEnd w:id="53"/>
+      <w:bookmarkEnd w:id="54"/>
+      <w:bookmarkEnd w:id="55"/>
+      <w:bookmarkEnd w:id="56"/>
+      <w:bookmarkEnd w:id="57"/>
+    </w:p>
+    <w:p>
+      <w:pPr>
+        <w:pStyle w:val="Listaszerbekezds"/>
+        <w:rPr>
+          <w:b/>
+          <w:bCs/>
+        </w:rPr>
+      </w:pPr>
+      <w:r>
+        <w:t>Java Script</w:t>
+      </w:r>
+    </w:p>
+    <w:p>
+      <w:pPr>
+        <w:pStyle w:val="Listaszerbekezds"/>
+        <w:rPr>
+          <w:b/>
+          <w:bCs/>
+        </w:rPr>
+      </w:pPr>
+      <w:r>
+        <w:t>CSS</w:t>
+      </w:r>
+    </w:p>
+    <w:p>
+      <w:pPr>
+        <w:pStyle w:val="Listaszerbekezds"/>
+        <w:rPr>
+          <w:b/>
+          <w:bCs/>
+        </w:rPr>
+      </w:pPr>
+      <w:r>
+        <w:t>HTML</w:t>
+      </w:r>
+    </w:p>
+    <w:p>
+      <w:pPr>
+        <w:pStyle w:val="Listaszerbekezds"/>
+        <w:rPr>
+          <w:b/>
+          <w:bCs/>
+        </w:rPr>
+      </w:pPr>
+      <w:r>
+        <w:t>SQL</w:t>
+      </w:r>
+    </w:p>
+    <w:p>
+      <w:pPr>
+        <w:pStyle w:val="Cmsor3"/>
+      </w:pPr>
+      <w:bookmarkStart w:id="58" w:name="_Toc209178481"/>
+      <w:bookmarkStart w:id="59" w:name="_Toc210124534"/>
+      <w:bookmarkStart w:id="60" w:name="_Toc225232135"/>
+      <w:bookmarkStart w:id="61" w:name="_Toc225232293"/>
+      <w:bookmarkStart w:id="62" w:name="_Toc225233053"/>
+      <w:r>
+        <w:t>Felhasznált technológiák</w:t>
+      </w:r>
+      <w:bookmarkEnd w:id="58"/>
+      <w:bookmarkEnd w:id="59"/>
+      <w:bookmarkEnd w:id="60"/>
+      <w:bookmarkEnd w:id="61"/>
+      <w:bookmarkEnd w:id="62"/>
+    </w:p>
+    <w:p>
+      <w:pPr>
+        <w:pStyle w:val="Listaszerbekezds"/>
+      </w:pPr>
+      <w:r>
+        <w:t>Backend: Node.js</w:t>
+      </w:r>
+    </w:p>
+    <w:p>
+      <w:pPr>
+        <w:pStyle w:val="Listaszerbekezds"/>
+      </w:pPr>
+      <w:r>
+        <w:t>Frontend: Vue.js</w:t>
+      </w:r>
+    </w:p>
+    <w:p>
+      <w:pPr>
+        <w:pStyle w:val="Listaszerbekezds"/>
+      </w:pPr>
+      <w:r>
+        <w:t xml:space="preserve">Adatbázis: </w:t>
+      </w:r>
+      <w:proofErr w:type="spellStart"/>
+      <w:r>
+        <w:t>MySQL</w:t>
+      </w:r>
+      <w:proofErr w:type="spellEnd"/>
+    </w:p>
+    <w:p>
+      <w:pPr>
+        <w:pStyle w:val="Listaszerbekezds"/>
+      </w:pPr>
+      <w:r>
+        <w:t xml:space="preserve">Hitelesítés: JWT </w:t>
+      </w:r>
+    </w:p>
+    <w:p>
+      <w:pPr>
+        <w:pStyle w:val="Listaszerbekezds"/>
+      </w:pPr>
+      <w:r>
+        <w:t>Telepítés: felhő alapú [SaaS] + opcionális helyi telepítés nagyobb ügyfeleknek</w:t>
+      </w:r>
+    </w:p>
+    <w:p>
+      <w:pPr>
+        <w:pStyle w:val="Cmsor3"/>
+      </w:pPr>
+      <w:bookmarkStart w:id="63" w:name="_Toc209178482"/>
+      <w:bookmarkStart w:id="64" w:name="_Toc210124535"/>
+      <w:bookmarkStart w:id="65" w:name="_Toc225232136"/>
+      <w:bookmarkStart w:id="66" w:name="_Toc225232294"/>
+      <w:bookmarkStart w:id="67" w:name="_Toc225233054"/>
+      <w:r>
+        <w:t>Projekt részei</w:t>
+      </w:r>
+      <w:bookmarkEnd w:id="63"/>
+      <w:bookmarkEnd w:id="64"/>
+      <w:bookmarkEnd w:id="65"/>
+      <w:bookmarkEnd w:id="66"/>
+      <w:bookmarkEnd w:id="67"/>
+    </w:p>
+    <w:p>
+      <w:pPr>
+        <w:pStyle w:val="Listaszerbekezds"/>
+        <w:rPr>
+          <w:b/>
+          <w:bCs/>
+        </w:rPr>
+      </w:pPr>
+      <w:r>
+        <w:t>Specifikáció</w:t>
+      </w:r>
+    </w:p>
+    <w:p>
+      <w:pPr>
+        <w:pStyle w:val="Listaszerbekezds"/>
+        <w:rPr>
+          <w:b/>
+          <w:bCs/>
+        </w:rPr>
+      </w:pPr>
+      <w:r>
+        <w:lastRenderedPageBreak/>
+        <w:t>Java Script forrás állomány</w:t>
+      </w:r>
+    </w:p>
+    <w:p>
+      <w:pPr>
+        <w:pStyle w:val="Listaszerbekezds"/>
+        <w:rPr>
+          <w:b/>
+          <w:bCs/>
+        </w:rPr>
+      </w:pPr>
+      <w:proofErr w:type="spellStart"/>
+      <w:r>
+        <w:t>MySQL</w:t>
+      </w:r>
+      <w:proofErr w:type="spellEnd"/>
+      <w:r>
+        <w:t xml:space="preserve"> adatbázis</w:t>
+      </w:r>
+    </w:p>
+    <w:p>
+      <w:pPr>
+        <w:pStyle w:val="Listaszerbekezds"/>
+        <w:rPr>
+          <w:b/>
+          <w:bCs/>
+        </w:rPr>
+      </w:pPr>
+      <w:r>
+        <w:t>Technikai dokumentáció</w:t>
+      </w:r>
+    </w:p>
+    <w:p>
+      <w:pPr>
+        <w:pStyle w:val="Listaszerbekezds"/>
+        <w:rPr>
+          <w:b/>
+          <w:bCs/>
+        </w:rPr>
+      </w:pPr>
+      <w:r>
+        <w:t>Erőforrás-terv és munkaidő nyilvántartás</w:t>
+      </w:r>
+    </w:p>
+    <w:p>
+      <w:pPr>
+        <w:pStyle w:val="Listaszerbekezds"/>
+        <w:rPr>
+          <w:b/>
+          <w:bCs/>
+        </w:rPr>
+      </w:pPr>
+      <w:r>
+        <w:t>Felhasználói dokumentáció</w:t>
+      </w:r>
+    </w:p>
+    <w:p>
+      <w:pPr>
+        <w:pStyle w:val="Cmsor3"/>
+      </w:pPr>
+      <w:bookmarkStart w:id="68" w:name="_Toc209178483"/>
+      <w:bookmarkStart w:id="69" w:name="_Toc210124536"/>
+      <w:bookmarkStart w:id="70" w:name="_Toc225232137"/>
+      <w:bookmarkStart w:id="71" w:name="_Toc225232295"/>
+      <w:bookmarkStart w:id="72" w:name="_Toc225233055"/>
+      <w:r>
+        <w:t>Szoftverfejlesztése</w:t>
+      </w:r>
+      <w:bookmarkEnd w:id="68"/>
+      <w:bookmarkEnd w:id="69"/>
+      <w:bookmarkEnd w:id="70"/>
+      <w:bookmarkEnd w:id="71"/>
+      <w:bookmarkEnd w:id="72"/>
+    </w:p>
+    <w:p>
+      <w:r>
+        <w:t>A RÉKA egy innovatív, webalapú szoftvermegoldás, amely a kereskedelemmel foglalkozó kis- és középvállalkozások (KKV-k) adminisztratív és logisztikai folyamatait hivatott egyszerűsíteni és korszerűsíteni. A rendszer fő funkciói közé tartozik a rendelések kezelése, az áru</w:t>
+      </w:r>
+      <w:r>
+        <w:t xml:space="preserve"> </w:t>
+      </w:r>
+      <w:r>
+        <w:t>összekészítés támogatása, a készletellenőrzés, valamint az adminisztrációs feladatok hatékony ellátása. Ide sorolható többek között a rendelések felvétele, a rendeléstételek áttekinthető listázása a raktári dolgozók számára, a fuvarlevelek előállítása, továbbá a jövőbeni fejlesztési ütemben a számlák automatikus generálása is.</w:t>
+      </w:r>
+      <w:r>
+        <w:t xml:space="preserve"> </w:t>
+      </w:r>
+      <w:r>
+        <w:t>Az elkészült rendszernek maradéktalanul teljesítenie kell a 4. fejezetben meghatározott</w:t>
+      </w:r>
+      <w:r>
+        <w:rPr>
+          <w:rFonts w:eastAsia="Times New Roman" w:cstheme="majorHAnsi"/>
+          <w:sz w:val="24"/>
+          <w:szCs w:val="24"/>
+          <w:lang w:eastAsia="hu-HU"/>
+        </w:rPr>
+        <w:t xml:space="preserve"> </w:t>
+      </w:r>
+      <w:r>
+        <w:t>követelményeket. Azokban az esetekben, amikor egy követelmény nem rendelkezik pontos specifikációval, a megvalósítás során a fejlesztő részére szabad döntési jog biztosított. Kiemelten fontos, hogy a létrejövő megoldás mind felhasználói, mind fejlesztői oldalról magas színvonalat képviseljen, elősegítve a KKV-k digitalizációját és versenyképességük növelését.</w:t>
+      </w:r>
+    </w:p>
+    <w:p>
+      <w:pPr>
+        <w:pStyle w:val="Cmsor2"/>
+        <w:rPr>
+          <w:sz w:val="27"/>
+        </w:rPr>
+      </w:pPr>
+      <w:bookmarkStart w:id="73" w:name="_Toc209178484"/>
+      <w:bookmarkStart w:id="74" w:name="_Toc210124537"/>
+      <w:bookmarkStart w:id="75" w:name="_Toc225232138"/>
+      <w:bookmarkStart w:id="76" w:name="_Toc225232296"/>
+      <w:bookmarkStart w:id="77" w:name="_Toc225233056"/>
+      <w:r>
+        <w:t>Szoftver specifikáció</w:t>
+      </w:r>
+      <w:bookmarkEnd w:id="73"/>
+      <w:bookmarkEnd w:id="74"/>
+      <w:bookmarkEnd w:id="75"/>
+      <w:bookmarkEnd w:id="76"/>
+      <w:bookmarkEnd w:id="77"/>
+    </w:p>
+    <w:p>
+      <w:pPr>
+        <w:rPr>
+          <w:lang w:eastAsia="hu-HU"/>
+        </w:rPr>
+      </w:pPr>
+      <w:r>
+        <w:rPr>
+          <w:lang w:eastAsia="hu-HU"/>
+        </w:rPr>
+        <w:t>A RÉKA egy innovatív, webalapú szoftvermegoldás, amely a kereskedelemben felmerülő adminisztrációs feladatok egyszerűsítését és korszerűsítését szolgálja. A rendszer hatékony támogatást nyújt többek között a rendelések kezelésében, a készletellenőrzésben, valamint a fuvarlevelek automatikus generálásában.</w:t>
+      </w:r>
+    </w:p>
+    <w:p>
+      <w:pPr>
+        <w:pStyle w:val="Cmsor3"/>
+      </w:pPr>
+      <w:bookmarkStart w:id="78" w:name="_Toc209178485"/>
+      <w:bookmarkStart w:id="79" w:name="_Toc210124538"/>
+      <w:bookmarkStart w:id="80" w:name="_Toc225232139"/>
+      <w:bookmarkStart w:id="81" w:name="_Toc225232297"/>
+      <w:bookmarkStart w:id="82" w:name="_Toc225233057"/>
+      <w:r>
+        <w:t>Megjelenés</w:t>
+      </w:r>
+      <w:bookmarkEnd w:id="78"/>
+      <w:bookmarkEnd w:id="79"/>
+      <w:bookmarkEnd w:id="80"/>
+      <w:bookmarkEnd w:id="81"/>
+      <w:bookmarkEnd w:id="82"/>
+    </w:p>
+    <w:p>
+      <w:pPr>
+        <w:rPr>
+          <w:lang w:eastAsia="hu-HU"/>
+        </w:rPr>
+      </w:pPr>
+      <w:r>
+        <w:rPr>
+          <w:lang w:eastAsia="hu-HU"/>
+        </w:rPr>
+        <w:t>Letisztult a kor elvárásainak megfelelő átláthatóság és kezelhetőség. Felhasználói szerepkörökre szabott kezelő felületek.:</w:t>
+      </w:r>
+    </w:p>
+    <w:p>
+      <w:pPr>
+        <w:pStyle w:val="Listaszerbekezds"/>
+        <w:rPr>
+          <w:lang w:eastAsia="hu-HU"/>
+        </w:rPr>
+      </w:pPr>
+      <w:r>
+        <w:rPr>
+          <w:lang w:eastAsia="hu-HU"/>
+        </w:rPr>
+        <w:t>Cégtulajdonos: Hozzáférés az összes felhasználói felülethez. Így láthatja az aktuális készletet, rendeléseket, valamint lehetősége van a leltár készlet módosítására és új vásárlók regisztrálására.</w:t>
+      </w:r>
+    </w:p>
+    <w:p>
+      <w:pPr>
+        <w:pStyle w:val="Listaszerbekezds"/>
+        <w:rPr>
+          <w:lang w:eastAsia="hu-HU"/>
+        </w:rPr>
+      </w:pPr>
+      <w:r>
+        <w:rPr>
+          <w:lang w:eastAsia="hu-HU"/>
+        </w:rPr>
+        <w:t>Raktáros: Hozzáférés az aktuális rendelésekhez, amelyek állapotát tudja módosítani [beérkezett -&gt; készítés alatt -&gt; véglegesítve].</w:t>
+      </w:r>
+    </w:p>
+    <w:p>
+      <w:pPr>
+        <w:pStyle w:val="Listaszerbekezds"/>
+      </w:pPr>
+      <w:r>
+        <w:rPr>
+          <w:lang w:eastAsia="hu-HU"/>
+        </w:rPr>
+        <w:t xml:space="preserve">Regisztrált vevő: Hozzáférés a vásárlói felülethez, ahol letudják adni a következő esedékes szállításra a rendelésüket </w:t>
+      </w:r>
+      <w:r>
+        <w:t>legkésőbb a szállítást megelőző munkanapon.</w:t>
+      </w:r>
+    </w:p>
+    <w:p>
+      <w:pPr>
+        <w:pStyle w:val="Cmsor3"/>
+      </w:pPr>
+      <w:bookmarkStart w:id="83" w:name="_Toc209178486"/>
+      <w:bookmarkStart w:id="84" w:name="_Toc210124539"/>
+      <w:bookmarkStart w:id="85" w:name="_Toc225232140"/>
+      <w:bookmarkStart w:id="86" w:name="_Toc225232298"/>
+      <w:bookmarkStart w:id="87" w:name="_Toc225233058"/>
+      <w:r>
+        <w:lastRenderedPageBreak/>
+        <w:t>Követelmények</w:t>
+      </w:r>
+      <w:bookmarkEnd w:id="83"/>
+      <w:bookmarkEnd w:id="84"/>
+      <w:bookmarkEnd w:id="85"/>
+      <w:bookmarkEnd w:id="86"/>
+      <w:bookmarkEnd w:id="87"/>
+    </w:p>
+    <w:p>
+      <w:pPr>
+        <w:pStyle w:val="Listaszerbekezds"/>
+      </w:pPr>
+      <w:r>
+        <w:t>Egyszerűség: minimális betanulással használható.</w:t>
+      </w:r>
+    </w:p>
+    <w:p>
+      <w:pPr>
+        <w:pStyle w:val="Listaszerbekezds"/>
+      </w:pPr>
+      <w:r>
+        <w:t>Teljesítmény: 100+ rendelés / nap kezelése akadás nélkül</w:t>
+      </w:r>
+    </w:p>
+    <w:p>
+      <w:pPr>
+        <w:pStyle w:val="Listaszerbekezds"/>
+      </w:pPr>
+      <w:r>
+        <w:t>Biztonság: jogosultsági szintek, naplózás, titkosított adatátvitel</w:t>
+      </w:r>
+    </w:p>
+    <w:p>
+      <w:pPr>
+        <w:pStyle w:val="Listaszerbekezds"/>
+      </w:pPr>
+      <w:r>
+        <w:t>Elérhetőség: webes felület + mobilbarát nézeté.</w:t>
+      </w:r>
+    </w:p>
+    <w:p>
+      <w:pPr>
+        <w:pStyle w:val="Listaszerbekezds"/>
+      </w:pPr>
+      <w:r>
+        <w:t>Bővíthetőség: moduláris architektúra (pl. később számlázási modul)</w:t>
+      </w:r>
+    </w:p>
+    <w:p>
+      <w:pPr>
+        <w:pStyle w:val="Cmsor3"/>
+      </w:pPr>
+      <w:bookmarkStart w:id="88" w:name="_Toc210124540"/>
+      <w:bookmarkStart w:id="89" w:name="_Toc225232141"/>
+      <w:bookmarkStart w:id="90" w:name="_Toc225232299"/>
+      <w:bookmarkStart w:id="91" w:name="_Toc225233059"/>
+      <w:r>
+        <w:t>Jövőbeli bővítési lehetőségek</w:t>
+      </w:r>
+      <w:bookmarkEnd w:id="88"/>
+      <w:bookmarkEnd w:id="89"/>
+      <w:bookmarkEnd w:id="90"/>
+      <w:bookmarkEnd w:id="91"/>
+    </w:p>
+    <w:p>
+      <w:pPr>
+        <w:pStyle w:val="Listaszerbekezds"/>
+      </w:pPr>
+      <w:r>
+        <w:t>Számlázó modul integráció</w:t>
+      </w:r>
+    </w:p>
+    <w:p>
+      <w:pPr>
+        <w:pStyle w:val="Listaszerbekezds"/>
+      </w:pPr>
+      <w:r>
+        <w:t>Szállítmánykövetés futárszolgálati API-</w:t>
+      </w:r>
+      <w:proofErr w:type="spellStart"/>
+      <w:r>
+        <w:t>val</w:t>
+      </w:r>
+      <w:proofErr w:type="spellEnd"/>
+    </w:p>
+    <w:p>
+      <w:pPr>
+        <w:pStyle w:val="Listaszerbekezds"/>
+      </w:pPr>
+      <w:r>
+        <w:t>A AI alapú készletoptimalizálás [mely termékből mennyit érdemes rendelni]</w:t>
+      </w:r>
+    </w:p>
+    <w:p>
+      <w:pPr>
+        <w:pStyle w:val="Cmsor2"/>
+        <w:rPr>
+          <w:sz w:val="27"/>
+        </w:rPr>
+      </w:pPr>
+      <w:bookmarkStart w:id="92" w:name="_Toc209178487"/>
+      <w:bookmarkStart w:id="93" w:name="_Toc210124541"/>
+      <w:bookmarkStart w:id="94" w:name="_Toc225232142"/>
+      <w:bookmarkStart w:id="95" w:name="_Toc225232300"/>
+      <w:bookmarkStart w:id="96" w:name="_Toc225233060"/>
+      <w:r>
+        <w:t>Dokumentáció</w:t>
+      </w:r>
+      <w:bookmarkEnd w:id="92"/>
+      <w:bookmarkEnd w:id="93"/>
+      <w:bookmarkEnd w:id="94"/>
+      <w:bookmarkEnd w:id="95"/>
+      <w:bookmarkEnd w:id="96"/>
+      <w:r>
+        <w:rPr>
+          <w:sz w:val="27"/>
+        </w:rPr>
+        <w:t xml:space="preserve"> </w:t>
+      </w:r>
+    </w:p>
+    <w:p>
+      <w:pPr>
+        <w:pStyle w:val="Cmsor3"/>
+      </w:pPr>
+      <w:bookmarkStart w:id="97" w:name="_Toc209178488"/>
+      <w:bookmarkStart w:id="98" w:name="_Toc210124542"/>
+      <w:bookmarkStart w:id="99" w:name="_Toc225232143"/>
+      <w:bookmarkStart w:id="100" w:name="_Toc225232301"/>
+      <w:bookmarkStart w:id="101" w:name="_Toc225233061"/>
+      <w:r>
+        <w:t>Erőforrás-terv, munkaidő nyilvántartás</w:t>
+      </w:r>
+      <w:bookmarkEnd w:id="97"/>
+      <w:bookmarkEnd w:id="98"/>
+      <w:bookmarkEnd w:id="99"/>
+      <w:bookmarkEnd w:id="100"/>
+      <w:bookmarkEnd w:id="101"/>
+    </w:p>
+    <w:p>
+      <w:pPr>
+        <w:rPr>
+          <w:lang w:eastAsia="hu-HU"/>
+        </w:rPr>
+      </w:pPr>
+      <w:r>
+        <w:rPr>
+          <w:lang w:eastAsia="hu-HU"/>
+        </w:rPr>
+        <w:t>A projekt megvalósításában részt vevő személyek és szervezeti egységek feladatkörei pontosan meghatározásra kerülnek. Minden részfeladathoz becsült munkaidő-igény kerül hozzárendelésre munkaórában kifejezve. A projekt során folyamatos nyilvántartás készül, amely rögzíti az egyes részfeladatokra ténylegesen ráfordított munkaórákat.</w:t>
+      </w:r>
+    </w:p>
+    <w:p>
+      <w:pPr>
+        <w:rPr>
+          <w:lang w:eastAsia="hu-HU"/>
+        </w:rPr>
+      </w:pPr>
+      <w:r>
+        <w:rPr>
+          <w:lang w:eastAsia="hu-HU"/>
+        </w:rPr>
+        <w:t>A projekt lezárásakor a tervezett és a ténylegesen felhasznált munkaidők összevetésére, elemzésére és kiértékelésére kerül sor. Ez lehetőséget biztosít a projekt hatékonyságának mérésére, a tapasztalatok rendszerezésére, valamint a jövőbeli fejlesztési projektek előkészítésének támogatására.</w:t>
+      </w:r>
+    </w:p>
+    <w:p>
+      <w:pPr>
+        <w:pStyle w:val="Cmsor3"/>
+      </w:pPr>
+      <w:bookmarkStart w:id="102" w:name="_Toc209178489"/>
+      <w:bookmarkStart w:id="103" w:name="_Toc210124543"/>
+      <w:bookmarkStart w:id="104" w:name="_Toc225232144"/>
+      <w:bookmarkStart w:id="105" w:name="_Toc225232302"/>
+      <w:bookmarkStart w:id="106" w:name="_Toc225233062"/>
+      <w:r>
+        <w:t>Technikai</w:t>
+      </w:r>
+      <w:bookmarkEnd w:id="102"/>
+      <w:bookmarkEnd w:id="103"/>
+      <w:bookmarkEnd w:id="104"/>
+      <w:bookmarkEnd w:id="105"/>
+      <w:bookmarkEnd w:id="106"/>
+    </w:p>
+    <w:p>
+      <w:pPr>
+        <w:rPr>
+          <w:lang w:eastAsia="hu-HU"/>
+        </w:rPr>
+      </w:pPr>
+      <w:r>
+        <w:rPr>
+          <w:lang w:eastAsia="hu-HU"/>
+        </w:rPr>
+        <w:t>A projekt során készülő dokumentáció terjedelme a feladat bonyolultságától függően alakul, maximális terjedelmi korlát nincs meghatározva. A technikai dokumentáció megfogalmazása úgy kerül kialakításra, hogy az a nem szakmai háttérrel rendelkező személyek számára is érthető és feldolgozható legyen. Ennek érdekében a dokumentum tartalmazza az alkalmazott fogalmak, rövidítések és idegen kifejezések magyarázatát, biztosítva a teljes körű átláthatóságot és értelmezhetőséget.</w:t>
+      </w:r>
+    </w:p>
+    <w:p>
+      <w:pPr>
+        <w:pStyle w:val="Cmsor3"/>
+      </w:pPr>
+      <w:bookmarkStart w:id="107" w:name="_Toc209178490"/>
+      <w:bookmarkStart w:id="108" w:name="_Toc210124544"/>
+      <w:bookmarkStart w:id="109" w:name="_Toc225232145"/>
+      <w:bookmarkStart w:id="110" w:name="_Toc225232303"/>
+      <w:bookmarkStart w:id="111" w:name="_Toc225233063"/>
+      <w:r>
+        <w:t>Forrás</w:t>
+      </w:r>
+      <w:bookmarkEnd w:id="107"/>
+      <w:bookmarkEnd w:id="108"/>
+      <w:bookmarkEnd w:id="109"/>
+      <w:bookmarkEnd w:id="110"/>
+      <w:bookmarkEnd w:id="111"/>
+    </w:p>
+    <w:p>
+      <w:pPr>
+        <w:rPr>
+          <w:lang w:eastAsia="hu-HU"/>
+        </w:rPr>
+      </w:pPr>
+      <w:r>
+        <w:rPr>
+          <w:lang w:eastAsia="hu-HU"/>
+        </w:rPr>
+        <w:t xml:space="preserve">A forráskód dokumentációja a fejlesztési munka során folyamatosan készül. A fontosabb függvények és osztályok előtt rövid, magyar nyelvű szöveges megjegyzések kerülnek elhelyezésre, amelyek ismertetik az adott metódus célját és működését. Ezzel biztosított a kód </w:t>
+      </w:r>
+      <w:r>
+        <w:rPr>
+          <w:lang w:eastAsia="hu-HU"/>
+        </w:rPr>
+        <w:lastRenderedPageBreak/>
+        <w:t>átláthatósága, valamint a későbbi karbantartás és továbbfejlesztés hatékonysága.</w:t>
+      </w:r>
+    </w:p>
+    <w:p>
+      <w:pPr>
+        <w:pStyle w:val="Cmsor3"/>
+      </w:pPr>
+      <w:bookmarkStart w:id="112" w:name="_Toc209178491"/>
+      <w:bookmarkStart w:id="113" w:name="_Toc210124545"/>
+      <w:bookmarkStart w:id="114" w:name="_Toc225232146"/>
+      <w:bookmarkStart w:id="115" w:name="_Toc225232304"/>
+      <w:bookmarkStart w:id="116" w:name="_Toc225233064"/>
+      <w:r>
+        <w:t>Felhasználói</w:t>
+      </w:r>
+      <w:bookmarkEnd w:id="112"/>
+      <w:bookmarkEnd w:id="113"/>
+      <w:bookmarkEnd w:id="114"/>
+      <w:bookmarkEnd w:id="115"/>
+      <w:bookmarkEnd w:id="116"/>
+    </w:p>
+    <w:p>
+      <w:r>
+        <w:t>Az alkalmazás használatának részletes bemutatása a projekt keretében elkészített felhasználói dokumentáció részeként kerül kidolgozásra. A dokumentáció tartalmazza a rendszer funkcióinak pontos leírását, valamint a működés szemléltetését képernyőképekkel és példákkal. A cél, hogy a felhasználók számára átlátható, könnyen követhető útmutató álljon</w:t>
+      </w:r>
+      <w:r>
+        <w:rPr>
+          <w:sz w:val="24"/>
+          <w:szCs w:val="24"/>
+        </w:rPr>
+        <w:t xml:space="preserve"> </w:t>
+      </w:r>
+      <w:r>
+        <w:t>rendelkezésre, amely támogatja a szoftver mindennapi, hatékony használatát.</w:t>
+      </w:r>
+    </w:p>
+    <w:p>
+      <w:pPr>
+        <w:pStyle w:val="Cmsor2"/>
+      </w:pPr>
+      <w:bookmarkStart w:id="117" w:name="_Toc209178493"/>
+      <w:bookmarkStart w:id="118" w:name="_Toc210124546"/>
+      <w:bookmarkStart w:id="119" w:name="_Toc225232147"/>
+      <w:bookmarkStart w:id="120" w:name="_Toc225232305"/>
+      <w:bookmarkStart w:id="121" w:name="_Toc225233065"/>
+      <w:r>
+        <w:t>Projekt adatlap</w:t>
+      </w:r>
+      <w:bookmarkEnd w:id="117"/>
+      <w:bookmarkEnd w:id="118"/>
+      <w:bookmarkEnd w:id="119"/>
+      <w:bookmarkEnd w:id="120"/>
+      <w:bookmarkEnd w:id="121"/>
+    </w:p>
+    <w:p>
+      <w:pPr>
+        <w:pStyle w:val="Listaszerbekezds"/>
+        <w:rPr>
+          <w:lang w:eastAsia="hu-HU"/>
+        </w:rPr>
+      </w:pPr>
+      <w:r>
+        <w:rPr>
+          <w:lang w:eastAsia="hu-HU"/>
+        </w:rPr>
+        <w:t>Projekt neve: RÉKA</w:t>
+      </w:r>
+      <w:r>
+        <w:rPr>
+          <w:lang w:eastAsia="hu-HU"/>
+        </w:rPr>
+        <w:t> </w:t>
+      </w:r>
+      <w:r>
+        <w:rPr>
+          <w:lang w:eastAsia="hu-HU"/>
+        </w:rPr>
+        <w:t>–</w:t>
+      </w:r>
+      <w:r>
+        <w:rPr>
+          <w:lang w:eastAsia="hu-HU"/>
+        </w:rPr>
+        <w:t> </w:t>
+      </w:r>
+      <w:r>
+        <w:rPr>
+          <w:lang w:eastAsia="hu-HU"/>
+        </w:rPr>
+        <w:t>Vállalatirányítási rendszer</w:t>
+      </w:r>
+    </w:p>
+    <w:p>
+      <w:pPr>
+        <w:pStyle w:val="Listaszerbekezds"/>
+        <w:rPr>
+          <w:lang w:eastAsia="hu-HU"/>
+        </w:rPr>
+      </w:pPr>
+      <w:r>
+        <w:rPr>
+          <w:lang w:eastAsia="hu-HU"/>
+        </w:rPr>
+        <w:t>Projekt rövid ismertetése: Kereskedelmi KKV-k számára egyszerű adminisztrációs felület</w:t>
+      </w:r>
+    </w:p>
+    <w:p>
+      <w:pPr>
+        <w:pStyle w:val="Listaszerbekezds"/>
+        <w:rPr>
+          <w:lang w:eastAsia="hu-HU"/>
+        </w:rPr>
+      </w:pPr>
+      <w:r>
+        <w:rPr>
+          <w:lang w:eastAsia="hu-HU"/>
+        </w:rPr>
+        <w:t>Felhasznált nyelvek: Java</w:t>
+      </w:r>
+      <w:r>
+        <w:rPr>
+          <w:lang w:eastAsia="hu-HU"/>
+        </w:rPr>
+        <w:t> </w:t>
+      </w:r>
+      <w:r>
+        <w:rPr>
+          <w:lang w:eastAsia="hu-HU"/>
+        </w:rPr>
+        <w:t>Script, HTML, CSS, SQL</w:t>
+      </w:r>
+    </w:p>
+    <w:p>
+      <w:pPr>
+        <w:pStyle w:val="Listaszerbekezds"/>
+        <w:rPr>
+          <w:lang w:eastAsia="hu-HU"/>
+        </w:rPr>
+      </w:pPr>
+      <w:r>
+        <w:rPr>
+          <w:lang w:eastAsia="hu-HU"/>
+        </w:rPr>
+        <w:t>Specifikációt összeállította: Csuka</w:t>
+      </w:r>
+      <w:r>
+        <w:rPr>
+          <w:lang w:eastAsia="hu-HU"/>
+        </w:rPr>
+        <w:t> </w:t>
+      </w:r>
+      <w:r>
+        <w:rPr>
+          <w:lang w:eastAsia="hu-HU"/>
+        </w:rPr>
+        <w:t>Tamás</w:t>
+      </w:r>
+      <w:r>
+        <w:rPr>
+          <w:lang w:eastAsia="hu-HU"/>
+        </w:rPr>
+        <w:t> </w:t>
+      </w:r>
+      <w:r>
+        <w:rPr>
+          <w:lang w:eastAsia="hu-HU"/>
+        </w:rPr>
+        <w:t>József, Paller</w:t>
+      </w:r>
+      <w:r>
+        <w:rPr>
+          <w:lang w:eastAsia="hu-HU"/>
+        </w:rPr>
+        <w:t> </w:t>
+      </w:r>
+      <w:r>
+        <w:rPr>
+          <w:lang w:eastAsia="hu-HU"/>
+        </w:rPr>
+        <w:t>Péter</w:t>
+      </w:r>
+      <w:r>
+        <w:rPr>
+          <w:lang w:eastAsia="hu-HU"/>
+        </w:rPr>
+        <w:t> </w:t>
+      </w:r>
+      <w:r>
+        <w:rPr>
+          <w:lang w:eastAsia="hu-HU"/>
+        </w:rPr>
+        <w:t>Décse</w:t>
+      </w:r>
+    </w:p>
+    <w:p>
+      <w:pPr>
+        <w:pStyle w:val="Cmsor1"/>
+      </w:pPr>
+      <w:bookmarkStart w:id="122" w:name="_Toc225232148"/>
+      <w:bookmarkStart w:id="123" w:name="_Toc225232306"/>
+      <w:bookmarkStart w:id="124" w:name="_Toc225233066"/>
+      <w:bookmarkEnd w:id="122"/>
+      <w:bookmarkEnd w:id="123"/>
+      <w:bookmarkEnd w:id="124"/>
+    </w:p>
+    <w:p>
+      <w:pPr>
+        <w:pStyle w:val="Cmsor2"/>
+      </w:pPr>
+      <w:bookmarkStart w:id="125" w:name="_Toc225232149"/>
+      <w:bookmarkStart w:id="126" w:name="_Toc225232307"/>
+      <w:bookmarkStart w:id="127" w:name="_Toc225233067"/>
+      <w:proofErr w:type="spellStart"/>
+      <w:r>
+        <w:t>dfa</w:t>
+      </w:r>
+      <w:bookmarkEnd w:id="125"/>
+      <w:bookmarkEnd w:id="126"/>
+      <w:bookmarkEnd w:id="127"/>
+      <w:proofErr w:type="spellEnd"/>
+    </w:p>
+    <w:p>
+      <w:pPr>
+        <w:pStyle w:val="Cmsor1"/>
+      </w:pPr>
+      <w:bookmarkStart w:id="128" w:name="_Toc225232150"/>
+      <w:bookmarkStart w:id="129" w:name="_Toc225232308"/>
+      <w:bookmarkStart w:id="130" w:name="_Toc225233068"/>
+      <w:bookmarkEnd w:id="128"/>
+      <w:bookmarkEnd w:id="129"/>
+      <w:bookmarkEnd w:id="130"/>
+    </w:p>
+    <w:p>
+      <w:pPr>
+        <w:pStyle w:val="Cmsor1"/>
+      </w:pPr>
+      <w:bookmarkStart w:id="131" w:name="_Toc225232151"/>
+      <w:bookmarkStart w:id="132" w:name="_Toc225232309"/>
+      <w:bookmarkStart w:id="133" w:name="_Toc225233069"/>
+      <w:bookmarkEnd w:id="0"/>
+      <w:proofErr w:type="spellStart"/>
+      <w:r>
+        <w:lastRenderedPageBreak/>
+        <w:t>dsgdfg</w:t>
+      </w:r>
+      <w:bookmarkEnd w:id="131"/>
+      <w:bookmarkEnd w:id="132"/>
+      <w:bookmarkEnd w:id="133"/>
+      <w:proofErr w:type="spellEnd"/>
+    </w:p>
+    <w:p>
+      <w:pPr>
+        <w:pStyle w:val="Cmsor2"/>
+      </w:pPr>
+      <w:bookmarkStart w:id="134" w:name="_Toc225232152"/>
+      <w:bookmarkStart w:id="135" w:name="_Toc225232310"/>
+      <w:bookmarkStart w:id="136" w:name="_Toc225233070"/>
+      <w:proofErr w:type="spellStart"/>
+      <w:r>
+        <w:t>dghfdh</w:t>
+      </w:r>
+      <w:bookmarkEnd w:id="134"/>
+      <w:bookmarkEnd w:id="135"/>
+      <w:bookmarkEnd w:id="136"/>
+      <w:proofErr w:type="spellEnd"/>
+    </w:p>
+    <w:p>
+      <w:pPr>
+        <w:rPr>
+          <w:lang w:eastAsia="hu-HU"/>
+        </w:rPr>
+      </w:pPr>
+    </w:p>
+    <w:p>
       <w:pPr>
         <w:pStyle w:val="Cmsor2"/>
       </w:pPr>
     </w:p>
     <w:sectPr>
+      <w:footerReference w:type="default" r:id="rId15"/>
       <w:pgSz w:w="11906" w:h="16838"/>
       <w:pgMar w:top="1417" w:right="1417" w:bottom="1417" w:left="1417" w:header="708" w:footer="708" w:gutter="0"/>
-      <w:pgNumType w:start="0" w:chapStyle="1"/>
+      <w:pgNumType w:start="1"/>
       <w:cols w:space="708"/>
       <w:titlePg/>
       <w:docGrid w:linePitch="360"/>
@@ -628,6 +4504,16 @@
 </file>
 
 <file path=word/footer1.xml><?xml version="1.0" encoding="utf-8"?>
+<w:ftr xmlns:wpc="http://schemas.microsoft.com/office/word/2010/wordprocessingCanvas" xmlns:cx="http://schemas.microsoft.com/office/drawing/2014/chartex" xmlns:cx1="http://schemas.microsoft.com/office/drawing/2015/9/8/chartex" xmlns:cx2="http://schemas.microsoft.com/office/drawing/2015/10/21/chartex" xmlns:cx3="http://schemas.microsoft.com/office/drawing/2016/5/9/chartex" xmlns:cx4="http://schemas.microsoft.com/office/drawing/2016/5/10/chartex" xmlns:cx5="http://schemas.microsoft.com/office/drawing/2016/5/11/chartex" xmlns:cx6="http://schemas.microsoft.com/office/drawing/2016/5/12/chartex" xmlns:cx7="http://schemas.microsoft.com/office/drawing/2016/5/13/chartex" xmlns:cx8="http://schemas.microsoft.com/office/drawing/2016/5/14/chartex" xmlns:mc="http://schemas.openxmlformats.org/markup-compatibility/2006" xmlns:aink="http://schemas.microsoft.com/office/drawing/2016/ink" xmlns:am3d="http://schemas.microsoft.com/office/drawing/2017/model3d" xmlns:o="urn:schemas-microsoft-com:office:office" xmlns:r="http://schemas.openxmlformats.org/officeDocument/2006/relationships" xmlns:m="http://schemas.openxmlformats.org/officeDocument/2006/math" xmlns:v="urn:schemas-microsoft-com:vml" xmlns:wp14="http://schemas.microsoft.com/office/word/2010/wordprocessingDrawing" xmlns:wp="http://schemas.openxmlformats.org/drawingml/2006/wordprocessingDrawing" xmlns:w10="urn:schemas-microsoft-com:office:word" xmlns:w="http://schemas.openxmlformats.org/wordprocessingml/2006/main" xmlns:w14="http://schemas.microsoft.com/office/word/2010/wordml" xmlns:w15="http://schemas.microsoft.com/office/word/2012/wordml" xmlns:w16cex="http://schemas.microsoft.com/office/word/2018/wordml/cex" xmlns:w16cid="http://schemas.microsoft.com/office/word/2016/wordml/cid" xmlns:w16="http://schemas.microsoft.com/office/word/2018/wordml" xmlns:w16sdtdh="http://schemas.microsoft.com/office/word/2020/wordml/sdtdatahash" xmlns:w16se="http://schemas.microsoft.com/office/word/2015/wordml/symex" xmlns:wpg="http://schemas.microsoft.com/office/word/2010/wordprocessingGroup" xmlns:wpi="http://schemas.microsoft.com/office/word/2010/wordprocessingInk" xmlns:wne="http://schemas.microsoft.com/office/word/2006/wordml" xmlns:wps="http://schemas.microsoft.com/office/word/2010/wordprocessingShape" mc:Ignorable="w14 w15 w16se w16cid w16 w16cex w16sdtdh wp14">
+  <w:p>
+    <w:pPr>
+      <w:pStyle w:val="llb"/>
+    </w:pPr>
+  </w:p>
+</w:ftr>
+</file>
+
+<file path=word/footer2.xml><?xml version="1.0" encoding="utf-8"?>
 <w:ftr xmlns:wpc="http://schemas.microsoft.com/office/word/2010/wordprocessingCanvas" xmlns:cx="http://schemas.microsoft.com/office/drawing/2014/chartex" xmlns:cx1="http://schemas.microsoft.com/office/drawing/2015/9/8/chartex" xmlns:cx2="http://schemas.microsoft.com/office/drawing/2015/10/21/chartex" xmlns:cx3="http://schemas.microsoft.com/office/drawing/2016/5/9/chartex" xmlns:cx4="http://schemas.microsoft.com/office/drawing/2016/5/10/chartex" xmlns:cx5="http://schemas.microsoft.com/office/drawing/2016/5/11/chartex" xmlns:cx6="http://schemas.microsoft.com/office/drawing/2016/5/12/chartex" xmlns:cx7="http://schemas.microsoft.com/office/drawing/2016/5/13/chartex" xmlns:cx8="http://schemas.microsoft.com/office/drawing/2016/5/14/chartex" xmlns:mc="http://schemas.openxmlformats.org/markup-compatibility/2006" xmlns:aink="http://schemas.microsoft.com/office/drawing/2016/ink" xmlns:am3d="http://schemas.microsoft.com/office/drawing/2017/model3d" xmlns:o="urn:schemas-microsoft-com:office:office" xmlns:r="http://schemas.openxmlformats.org/officeDocument/2006/relationships" xmlns:m="http://schemas.openxmlformats.org/officeDocument/2006/math" xmlns:v="urn:schemas-microsoft-com:vml" xmlns:wp14="http://schemas.microsoft.com/office/word/2010/wordprocessingDrawing" xmlns:wp="http://schemas.openxmlformats.org/drawingml/2006/wordprocessingDrawing" xmlns:w10="urn:schemas-microsoft-com:office:word" xmlns:w="http://schemas.openxmlformats.org/wordprocessingml/2006/main" xmlns:w14="http://schemas.microsoft.com/office/word/2010/wordml" xmlns:w15="http://schemas.microsoft.com/office/word/2012/wordml" xmlns:w16cex="http://schemas.microsoft.com/office/word/2018/wordml/cex" xmlns:w16cid="http://schemas.microsoft.com/office/word/2016/wordml/cid" xmlns:w16="http://schemas.microsoft.com/office/word/2018/wordml" xmlns:w16sdtdh="http://schemas.microsoft.com/office/word/2020/wordml/sdtdatahash" xmlns:w16se="http://schemas.microsoft.com/office/word/2015/wordml/symex" xmlns:wpg="http://schemas.microsoft.com/office/word/2010/wordprocessingGroup" xmlns:wpi="http://schemas.microsoft.com/office/word/2010/wordprocessingInk" xmlns:wne="http://schemas.microsoft.com/office/word/2006/wordml" xmlns:wps="http://schemas.microsoft.com/office/word/2010/wordprocessingShape" mc:Ignorable="w14 w15 w16se w16cid w16 w16cex w16sdtdh wp14">
   <w:sdt>
     <w:sdtPr>
@@ -675,7 +4561,121 @@
             <w:bCs/>
             <w:color w:val="00635D" w:themeColor="accent1" w:themeShade="80"/>
           </w:rPr>
-          <w:instrText>PAGE   \* MERGEFORMAT</w:instrText>
+          <w:instrText>PAGE</w:instrText>
+        </w:r>
+        <w:r>
+          <w:rPr>
+            <w:b/>
+            <w:bCs/>
+            <w:color w:val="00635D" w:themeColor="accent1" w:themeShade="80"/>
+          </w:rPr>
+          <w:fldChar w:fldCharType="separate"/>
+        </w:r>
+        <w:r>
+          <w:rPr>
+            <w:b/>
+            <w:bCs/>
+            <w:color w:val="00635D" w:themeColor="accent1" w:themeShade="80"/>
+          </w:rPr>
+          <w:t>2</w:t>
+        </w:r>
+        <w:r>
+          <w:rPr>
+            <w:b/>
+            <w:bCs/>
+            <w:color w:val="00635D" w:themeColor="accent1" w:themeShade="80"/>
+          </w:rPr>
+          <w:fldChar w:fldCharType="end"/>
+        </w:r>
+        <w:r>
+          <w:rPr>
+            <w:b/>
+            <w:bCs/>
+            <w:color w:val="00635D" w:themeColor="accent1" w:themeShade="80"/>
+          </w:rPr>
+          <w:t>/</w:t>
+        </w:r>
+        <w:r>
+          <w:rPr>
+            <w:b/>
+            <w:bCs/>
+            <w:color w:val="00635D" w:themeColor="accent1" w:themeShade="80"/>
+          </w:rPr>
+          <w:t>8 </w:t>
+        </w:r>
+        <w:r>
+          <w:rPr>
+            <w:b/>
+            <w:bCs/>
+            <w:color w:val="00635D" w:themeColor="accent1" w:themeShade="80"/>
+          </w:rPr>
+          <w:t>oldal</w:t>
+        </w:r>
+      </w:p>
+    </w:sdtContent>
+  </w:sdt>
+</w:ftr>
+</file>
+
+<file path=word/footer3.xml><?xml version="1.0" encoding="utf-8"?>
+<w:ftr xmlns:wpc="http://schemas.microsoft.com/office/word/2010/wordprocessingCanvas" xmlns:cx="http://schemas.microsoft.com/office/drawing/2014/chartex" xmlns:cx1="http://schemas.microsoft.com/office/drawing/2015/9/8/chartex" xmlns:cx2="http://schemas.microsoft.com/office/drawing/2015/10/21/chartex" xmlns:cx3="http://schemas.microsoft.com/office/drawing/2016/5/9/chartex" xmlns:cx4="http://schemas.microsoft.com/office/drawing/2016/5/10/chartex" xmlns:cx5="http://schemas.microsoft.com/office/drawing/2016/5/11/chartex" xmlns:cx6="http://schemas.microsoft.com/office/drawing/2016/5/12/chartex" xmlns:cx7="http://schemas.microsoft.com/office/drawing/2016/5/13/chartex" xmlns:cx8="http://schemas.microsoft.com/office/drawing/2016/5/14/chartex" xmlns:mc="http://schemas.openxmlformats.org/markup-compatibility/2006" xmlns:aink="http://schemas.microsoft.com/office/drawing/2016/ink" xmlns:am3d="http://schemas.microsoft.com/office/drawing/2017/model3d" xmlns:o="urn:schemas-microsoft-com:office:office" xmlns:r="http://schemas.openxmlformats.org/officeDocument/2006/relationships" xmlns:m="http://schemas.openxmlformats.org/officeDocument/2006/math" xmlns:v="urn:schemas-microsoft-com:vml" xmlns:wp14="http://schemas.microsoft.com/office/word/2010/wordprocessingDrawing" xmlns:wp="http://schemas.openxmlformats.org/drawingml/2006/wordprocessingDrawing" xmlns:w10="urn:schemas-microsoft-com:office:word" xmlns:w="http://schemas.openxmlformats.org/wordprocessingml/2006/main" xmlns:w14="http://schemas.microsoft.com/office/word/2010/wordml" xmlns:w15="http://schemas.microsoft.com/office/word/2012/wordml" xmlns:w16cex="http://schemas.microsoft.com/office/word/2018/wordml/cex" xmlns:w16cid="http://schemas.microsoft.com/office/word/2016/wordml/cid" xmlns:w16="http://schemas.microsoft.com/office/word/2018/wordml" xmlns:w16sdtdh="http://schemas.microsoft.com/office/word/2020/wordml/sdtdatahash" xmlns:w16se="http://schemas.microsoft.com/office/word/2015/wordml/symex" xmlns:wpg="http://schemas.microsoft.com/office/word/2010/wordprocessingGroup" xmlns:wpi="http://schemas.microsoft.com/office/word/2010/wordprocessingInk" xmlns:wne="http://schemas.microsoft.com/office/word/2006/wordml" xmlns:wps="http://schemas.microsoft.com/office/word/2010/wordprocessingShape" mc:Ignorable="w14 w15 w16se w16cid w16 w16cex w16sdtdh wp14">
+  <w:p>
+    <w:pPr>
+      <w:pStyle w:val="llb"/>
+    </w:pPr>
+  </w:p>
+</w:ftr>
+</file>
+
+<file path=word/footer4.xml><?xml version="1.0" encoding="utf-8"?>
+<w:ftr xmlns:wpc="http://schemas.microsoft.com/office/word/2010/wordprocessingCanvas" xmlns:cx="http://schemas.microsoft.com/office/drawing/2014/chartex" xmlns:cx1="http://schemas.microsoft.com/office/drawing/2015/9/8/chartex" xmlns:cx2="http://schemas.microsoft.com/office/drawing/2015/10/21/chartex" xmlns:cx3="http://schemas.microsoft.com/office/drawing/2016/5/9/chartex" xmlns:cx4="http://schemas.microsoft.com/office/drawing/2016/5/10/chartex" xmlns:cx5="http://schemas.microsoft.com/office/drawing/2016/5/11/chartex" xmlns:cx6="http://schemas.microsoft.com/office/drawing/2016/5/12/chartex" xmlns:cx7="http://schemas.microsoft.com/office/drawing/2016/5/13/chartex" xmlns:cx8="http://schemas.microsoft.com/office/drawing/2016/5/14/chartex" xmlns:mc="http://schemas.openxmlformats.org/markup-compatibility/2006" xmlns:aink="http://schemas.microsoft.com/office/drawing/2016/ink" xmlns:am3d="http://schemas.microsoft.com/office/drawing/2017/model3d" xmlns:o="urn:schemas-microsoft-com:office:office" xmlns:r="http://schemas.openxmlformats.org/officeDocument/2006/relationships" xmlns:m="http://schemas.openxmlformats.org/officeDocument/2006/math" xmlns:v="urn:schemas-microsoft-com:vml" xmlns:wp14="http://schemas.microsoft.com/office/word/2010/wordprocessingDrawing" xmlns:wp="http://schemas.openxmlformats.org/drawingml/2006/wordprocessingDrawing" xmlns:w10="urn:schemas-microsoft-com:office:word" xmlns:w="http://schemas.openxmlformats.org/wordprocessingml/2006/main" xmlns:w14="http://schemas.microsoft.com/office/word/2010/wordml" xmlns:w15="http://schemas.microsoft.com/office/word/2012/wordml" xmlns:w16cex="http://schemas.microsoft.com/office/word/2018/wordml/cex" xmlns:w16cid="http://schemas.microsoft.com/office/word/2016/wordml/cid" xmlns:w16="http://schemas.microsoft.com/office/word/2018/wordml" xmlns:w16sdtdh="http://schemas.microsoft.com/office/word/2020/wordml/sdtdatahash" xmlns:w16se="http://schemas.microsoft.com/office/word/2015/wordml/symex" xmlns:wpg="http://schemas.microsoft.com/office/word/2010/wordprocessingGroup" xmlns:wpi="http://schemas.microsoft.com/office/word/2010/wordprocessingInk" xmlns:wne="http://schemas.microsoft.com/office/word/2006/wordml" xmlns:wps="http://schemas.microsoft.com/office/word/2010/wordprocessingShape" mc:Ignorable="w14 w15 w16se w16cid w16 w16cex w16sdtdh wp14">
+  <w:sdt>
+    <w:sdtPr>
+      <w:id w:val="902572772"/>
+      <w:docPartObj>
+        <w:docPartGallery w:val="Page Numbers (Bottom of Page)"/>
+        <w:docPartUnique/>
+      </w:docPartObj>
+    </w:sdtPr>
+    <w:sdtEndPr>
+      <w:rPr>
+        <w:b/>
+        <w:bCs/>
+      </w:rPr>
+    </w:sdtEndPr>
+    <w:sdtContent>
+      <w:p>
+        <w:pPr>
+          <w:pStyle w:val="llb"/>
+          <w:pBdr>
+            <w:top w:val="single" w:sz="6" w:space="1" w:color="auto"/>
+          </w:pBdr>
+          <w:tabs>
+            <w:tab w:val="clear" w:pos="4536"/>
+            <w:tab w:val="right" w:leader="underscore" w:pos="9072"/>
+          </w:tabs>
+          <w:ind w:left="0"/>
+          <w:jc w:val="right"/>
+          <w:rPr>
+            <w:b/>
+            <w:bCs/>
+          </w:rPr>
+        </w:pPr>
+        <w:r>
+          <w:rPr>
+            <w:b/>
+            <w:bCs/>
+            <w:color w:val="00635D" w:themeColor="accent1" w:themeShade="80"/>
+          </w:rPr>
+          <w:fldChar w:fldCharType="begin"/>
+        </w:r>
+        <w:r>
+          <w:rPr>
+            <w:b/>
+            <w:bCs/>
+            <w:color w:val="00635D" w:themeColor="accent1" w:themeShade="80"/>
+          </w:rPr>
+          <w:instrText>PAGE</w:instrText>
         </w:r>
         <w:r>
           <w:rPr>
@@ -760,11 +4760,21 @@
 <w:hdr xmlns:wpc="http://schemas.microsoft.com/office/word/2010/wordprocessingCanvas" xmlns:cx="http://schemas.microsoft.com/office/drawing/2014/chartex" xmlns:cx1="http://schemas.microsoft.com/office/drawing/2015/9/8/chartex" xmlns:cx2="http://schemas.microsoft.com/office/drawing/2015/10/21/chartex" xmlns:cx3="http://schemas.microsoft.com/office/drawing/2016/5/9/chartex" xmlns:cx4="http://schemas.microsoft.com/office/drawing/2016/5/10/chartex" xmlns:cx5="http://schemas.microsoft.com/office/drawing/2016/5/11/chartex" xmlns:cx6="http://schemas.microsoft.com/office/drawing/2016/5/12/chartex" xmlns:cx7="http://schemas.microsoft.com/office/drawing/2016/5/13/chartex" xmlns:cx8="http://schemas.microsoft.com/office/drawing/2016/5/14/chartex" xmlns:mc="http://schemas.openxmlformats.org/markup-compatibility/2006" xmlns:aink="http://schemas.microsoft.com/office/drawing/2016/ink" xmlns:am3d="http://schemas.microsoft.com/office/drawing/2017/model3d" xmlns:o="urn:schemas-microsoft-com:office:office" xmlns:r="http://schemas.openxmlformats.org/officeDocument/2006/relationships" xmlns:m="http://schemas.openxmlformats.org/officeDocument/2006/math" xmlns:v="urn:schemas-microsoft-com:vml" xmlns:wp14="http://schemas.microsoft.com/office/word/2010/wordprocessingDrawing" xmlns:wp="http://schemas.openxmlformats.org/drawingml/2006/wordprocessingDrawing" xmlns:w10="urn:schemas-microsoft-com:office:word" xmlns:w="http://schemas.openxmlformats.org/wordprocessingml/2006/main" xmlns:w14="http://schemas.microsoft.com/office/word/2010/wordml" xmlns:w15="http://schemas.microsoft.com/office/word/2012/wordml" xmlns:w16cex="http://schemas.microsoft.com/office/word/2018/wordml/cex" xmlns:w16cid="http://schemas.microsoft.com/office/word/2016/wordml/cid" xmlns:w16="http://schemas.microsoft.com/office/word/2018/wordml" xmlns:w16sdtdh="http://schemas.microsoft.com/office/word/2020/wordml/sdtdatahash" xmlns:w16se="http://schemas.microsoft.com/office/word/2015/wordml/symex" xmlns:wpg="http://schemas.microsoft.com/office/word/2010/wordprocessingGroup" xmlns:wpi="http://schemas.microsoft.com/office/word/2010/wordprocessingInk" xmlns:wne="http://schemas.microsoft.com/office/word/2006/wordml" xmlns:wps="http://schemas.microsoft.com/office/word/2010/wordprocessingShape" mc:Ignorable="w14 w15 w16se w16cid w16 w16cex w16sdtdh wp14">
   <w:p>
     <w:pPr>
+      <w:pStyle w:val="lfej"/>
+    </w:pPr>
+  </w:p>
+</w:hdr>
+</file>
+
+<file path=word/header2.xml><?xml version="1.0" encoding="utf-8"?>
+<w:hdr xmlns:wpc="http://schemas.microsoft.com/office/word/2010/wordprocessingCanvas" xmlns:cx="http://schemas.microsoft.com/office/drawing/2014/chartex" xmlns:cx1="http://schemas.microsoft.com/office/drawing/2015/9/8/chartex" xmlns:cx2="http://schemas.microsoft.com/office/drawing/2015/10/21/chartex" xmlns:cx3="http://schemas.microsoft.com/office/drawing/2016/5/9/chartex" xmlns:cx4="http://schemas.microsoft.com/office/drawing/2016/5/10/chartex" xmlns:cx5="http://schemas.microsoft.com/office/drawing/2016/5/11/chartex" xmlns:cx6="http://schemas.microsoft.com/office/drawing/2016/5/12/chartex" xmlns:cx7="http://schemas.microsoft.com/office/drawing/2016/5/13/chartex" xmlns:cx8="http://schemas.microsoft.com/office/drawing/2016/5/14/chartex" xmlns:mc="http://schemas.openxmlformats.org/markup-compatibility/2006" xmlns:aink="http://schemas.microsoft.com/office/drawing/2016/ink" xmlns:am3d="http://schemas.microsoft.com/office/drawing/2017/model3d" xmlns:o="urn:schemas-microsoft-com:office:office" xmlns:r="http://schemas.openxmlformats.org/officeDocument/2006/relationships" xmlns:m="http://schemas.openxmlformats.org/officeDocument/2006/math" xmlns:v="urn:schemas-microsoft-com:vml" xmlns:wp14="http://schemas.microsoft.com/office/word/2010/wordprocessingDrawing" xmlns:wp="http://schemas.openxmlformats.org/drawingml/2006/wordprocessingDrawing" xmlns:w10="urn:schemas-microsoft-com:office:word" xmlns:w="http://schemas.openxmlformats.org/wordprocessingml/2006/main" xmlns:w14="http://schemas.microsoft.com/office/word/2010/wordml" xmlns:w15="http://schemas.microsoft.com/office/word/2012/wordml" xmlns:w16cex="http://schemas.microsoft.com/office/word/2018/wordml/cex" xmlns:w16cid="http://schemas.microsoft.com/office/word/2016/wordml/cid" xmlns:w16="http://schemas.microsoft.com/office/word/2018/wordml" xmlns:w16sdtdh="http://schemas.microsoft.com/office/word/2020/wordml/sdtdatahash" xmlns:w16se="http://schemas.microsoft.com/office/word/2015/wordml/symex" xmlns:wpg="http://schemas.microsoft.com/office/word/2010/wordprocessingGroup" xmlns:wpi="http://schemas.microsoft.com/office/word/2010/wordprocessingInk" xmlns:wne="http://schemas.microsoft.com/office/word/2006/wordml" xmlns:wps="http://schemas.microsoft.com/office/word/2010/wordprocessingShape" mc:Ignorable="w14 w15 w16se w16cid w16 w16cex w16sdtdh wp14">
+  <w:p>
+    <w:pPr>
       <w:pBdr>
         <w:bottom w:val="single" w:sz="6" w:space="1" w:color="auto"/>
       </w:pBdr>
       <w:tabs>
-        <w:tab w:val="left" w:pos="7655"/>
+        <w:tab w:val="left" w:pos="7230"/>
       </w:tabs>
       <w:spacing w:before="100" w:beforeAutospacing="1" w:after="100" w:afterAutospacing="1" w:line="240" w:lineRule="auto"/>
       <w:ind w:left="0"/>
@@ -793,7 +4803,7 @@
         <wp:inline distT="0" distB="0" distL="0" distR="0" wp14:anchorId="22EBBA47" wp14:editId="4855F93A">
           <wp:extent cx="1768475" cy="466570"/>
           <wp:effectExtent l="0" t="0" r="0" b="0"/>
-          <wp:docPr id="2" name="Ábra 2"/>
+          <wp:docPr id="6" name="Ábra 6"/>
           <wp:cNvGraphicFramePr>
             <a:graphicFrameLocks xmlns:a="http://schemas.openxmlformats.org/drawingml/2006/main" noChangeAspect="1"/>
           </wp:cNvGraphicFramePr>
@@ -861,9 +4871,24 @@
         <w:szCs w:val="24"/>
         <w:lang w:eastAsia="hu-HU"/>
       </w:rPr>
-      <w:tab/>
+      <w:t>Dokumentáció</w:t>
     </w:r>
-    <w:r>
+  </w:p>
+</w:hdr>
+</file>
+
+<file path=word/header3.xml><?xml version="1.0" encoding="utf-8"?>
+<w:hdr xmlns:wpc="http://schemas.microsoft.com/office/word/2010/wordprocessingCanvas" xmlns:cx="http://schemas.microsoft.com/office/drawing/2014/chartex" xmlns:cx1="http://schemas.microsoft.com/office/drawing/2015/9/8/chartex" xmlns:cx2="http://schemas.microsoft.com/office/drawing/2015/10/21/chartex" xmlns:cx3="http://schemas.microsoft.com/office/drawing/2016/5/9/chartex" xmlns:cx4="http://schemas.microsoft.com/office/drawing/2016/5/10/chartex" xmlns:cx5="http://schemas.microsoft.com/office/drawing/2016/5/11/chartex" xmlns:cx6="http://schemas.microsoft.com/office/drawing/2016/5/12/chartex" xmlns:cx7="http://schemas.microsoft.com/office/drawing/2016/5/13/chartex" xmlns:cx8="http://schemas.microsoft.com/office/drawing/2016/5/14/chartex" xmlns:mc="http://schemas.openxmlformats.org/markup-compatibility/2006" xmlns:aink="http://schemas.microsoft.com/office/drawing/2016/ink" xmlns:am3d="http://schemas.microsoft.com/office/drawing/2017/model3d" xmlns:o="urn:schemas-microsoft-com:office:office" xmlns:r="http://schemas.openxmlformats.org/officeDocument/2006/relationships" xmlns:m="http://schemas.openxmlformats.org/officeDocument/2006/math" xmlns:v="urn:schemas-microsoft-com:vml" xmlns:wp14="http://schemas.microsoft.com/office/word/2010/wordprocessingDrawing" xmlns:wp="http://schemas.openxmlformats.org/drawingml/2006/wordprocessingDrawing" xmlns:w10="urn:schemas-microsoft-com:office:word" xmlns:w="http://schemas.openxmlformats.org/wordprocessingml/2006/main" xmlns:w14="http://schemas.microsoft.com/office/word/2010/wordml" xmlns:w15="http://schemas.microsoft.com/office/word/2012/wordml" xmlns:w16cex="http://schemas.microsoft.com/office/word/2018/wordml/cex" xmlns:w16cid="http://schemas.microsoft.com/office/word/2016/wordml/cid" xmlns:w16="http://schemas.microsoft.com/office/word/2018/wordml" xmlns:w16sdtdh="http://schemas.microsoft.com/office/word/2020/wordml/sdtdatahash" xmlns:w16se="http://schemas.microsoft.com/office/word/2015/wordml/symex" xmlns:wpg="http://schemas.microsoft.com/office/word/2010/wordprocessingGroup" xmlns:wpi="http://schemas.microsoft.com/office/word/2010/wordprocessingInk" xmlns:wne="http://schemas.microsoft.com/office/word/2006/wordml" xmlns:wps="http://schemas.microsoft.com/office/word/2010/wordprocessingShape" mc:Ignorable="w14 w15 w16se w16cid w16 w16cex w16sdtdh wp14">
+  <w:p>
+    <w:pPr>
+      <w:pBdr>
+        <w:bottom w:val="single" w:sz="6" w:space="1" w:color="auto"/>
+      </w:pBdr>
+      <w:tabs>
+        <w:tab w:val="left" w:pos="7230"/>
+      </w:tabs>
+      <w:spacing w:before="100" w:beforeAutospacing="1" w:after="100" w:afterAutospacing="1" w:line="240" w:lineRule="auto"/>
+      <w:ind w:left="0"/>
       <w:rPr>
         <w:rFonts w:asciiTheme="majorHAnsi" w:eastAsia="Times New Roman" w:hAnsiTheme="majorHAnsi" w:cstheme="majorHAnsi"/>
         <w:color w:val="00635D" w:themeColor="accent1" w:themeShade="80"/>
@@ -872,7 +4897,82 @@
         <w:szCs w:val="24"/>
         <w:lang w:eastAsia="hu-HU"/>
       </w:rPr>
-      <w:t>Specifikáció</w:t>
+    </w:pPr>
+    <w:r>
+      <w:rPr>
+        <w:rFonts w:asciiTheme="majorHAnsi" w:eastAsia="Times New Roman" w:hAnsiTheme="majorHAnsi" w:cstheme="majorHAnsi"/>
+        <w:b/>
+        <w:bCs/>
+        <w:noProof/>
+        <w:color w:val="00635D" w:themeColor="accent1" w:themeShade="80"/>
+        <w:kern w:val="36"/>
+        <w:sz w:val="32"/>
+        <w:szCs w:val="32"/>
+        <w:lang w:eastAsia="hu-HU"/>
+      </w:rPr>
+      <w:drawing>
+        <wp:inline distT="0" distB="0" distL="0" distR="0" wp14:anchorId="430A2C5E" wp14:editId="7854EE75">
+          <wp:extent cx="1768475" cy="466570"/>
+          <wp:effectExtent l="0" t="0" r="0" b="0"/>
+          <wp:docPr id="7" name="Ábra 7"/>
+          <wp:cNvGraphicFramePr>
+            <a:graphicFrameLocks xmlns:a="http://schemas.openxmlformats.org/drawingml/2006/main" noChangeAspect="1"/>
+          </wp:cNvGraphicFramePr>
+          <a:graphic xmlns:a="http://schemas.openxmlformats.org/drawingml/2006/main">
+            <a:graphicData uri="http://schemas.openxmlformats.org/drawingml/2006/picture">
+              <pic:pic xmlns:pic="http://schemas.openxmlformats.org/drawingml/2006/picture">
+                <pic:nvPicPr>
+                  <pic:cNvPr id="2" name="Ábra 2"/>
+                  <pic:cNvPicPr/>
+                </pic:nvPicPr>
+                <pic:blipFill rotWithShape="1">
+                  <a:blip r:embed="rId1">
+                    <a:extLst>
+                      <a:ext uri="{28A0092B-C50C-407E-A947-70E740481C1C}">
+                        <a14:useLocalDpi xmlns:a14="http://schemas.microsoft.com/office/drawing/2010/main" val="0"/>
+                      </a:ext>
+                      <a:ext uri="{96DAC541-7B7A-43D3-8B79-37D633B846F1}">
+                        <asvg:svgBlip xmlns:asvg="http://schemas.microsoft.com/office/drawing/2016/SVG/main" r:embed="rId2"/>
+                      </a:ext>
+                    </a:extLst>
+                  </a:blip>
+                  <a:srcRect l="5013" t="1" b="15517"/>
+                  <a:stretch/>
+                </pic:blipFill>
+                <pic:spPr bwMode="auto">
+                  <a:xfrm>
+                    <a:off x="0" y="0"/>
+                    <a:ext cx="1769978" cy="466966"/>
+                  </a:xfrm>
+                  <a:prstGeom prst="rect">
+                    <a:avLst/>
+                  </a:prstGeom>
+                  <a:ln>
+                    <a:noFill/>
+                  </a:ln>
+                  <a:extLst>
+                    <a:ext uri="{53640926-AAD7-44D8-BBD7-CCE9431645EC}">
+                      <a14:shadowObscured xmlns:a14="http://schemas.microsoft.com/office/drawing/2010/main"/>
+                    </a:ext>
+                  </a:extLst>
+                </pic:spPr>
+              </pic:pic>
+            </a:graphicData>
+          </a:graphic>
+        </wp:inline>
+      </w:drawing>
+    </w:r>
+    <w:r>
+      <w:rPr>
+        <w:rFonts w:asciiTheme="majorHAnsi" w:eastAsia="Times New Roman" w:hAnsiTheme="majorHAnsi" w:cstheme="majorHAnsi"/>
+        <w:color w:val="00635D" w:themeColor="accent1" w:themeShade="80"/>
+        <w:kern w:val="36"/>
+        <w:sz w:val="24"/>
+        <w:szCs w:val="24"/>
+        <w:lang w:eastAsia="hu-HU"/>
+      </w:rPr>
+      <w:tab/>
+      <w:t>Dokumentáció</w:t>
     </w:r>
   </w:p>
 </w:hdr>
@@ -901,7 +5001,7 @@
         <v:path o:extrusionok="f" gradientshapeok="t" o:connecttype="rect"/>
         <o:lock v:ext="edit" aspectratio="t"/>
       </v:shapetype>
-      <v:shape id="_x0000_i1027" type="#_x0000_t75" style="width:159.75pt;height:173.25pt" o:bullet="t">
+      <v:shape id="_x0000_i1837" type="#_x0000_t75" style="width:159.75pt;height:173.25pt" o:bullet="t">
         <v:imagedata r:id="rId1" o:title="reka_symbol_alt"/>
       </v:shape>
     </w:pict>
@@ -995,7 +5095,7 @@
   <w:abstractNum w:abstractNumId="1" w15:restartNumberingAfterBreak="0">
     <w:nsid w:val="05E3096B"/>
     <w:multiLevelType w:val="multilevel"/>
-    <w:tmpl w:val="FAA41BBE"/>
+    <w:tmpl w:val="DF36C2B2"/>
     <w:lvl w:ilvl="0">
       <w:start w:val="1"/>
       <w:numFmt w:val="decimal"/>
@@ -1021,6 +5121,7 @@
         <w:ind w:left="1440" w:hanging="720"/>
       </w:pPr>
       <w:rPr>
+        <w:rFonts w:hint="default"/>
         <w:b w:val="0"/>
         <w:bCs w:val="0"/>
         <w:i w:val="0"/>
@@ -1072,6 +5173,7 @@
     <w:lvl w:ilvl="2">
       <w:start w:val="1"/>
       <w:numFmt w:val="decimal"/>
+      <w:pStyle w:val="Cmsor3"/>
       <w:isLgl/>
       <w:lvlText w:val="%1.%2.%3."/>
       <w:lvlJc w:val="left"/>
@@ -4382,7 +8484,7 @@
   <w:style w:type="paragraph" w:default="1" w:styleId="Norml">
     <w:name w:val="Normal"/>
     <w:qFormat/>
-    <w:rsid w:val="003F1D12"/>
+    <w:rsid w:val="000978B9"/>
     <w:pPr>
       <w:spacing w:after="0"/>
       <w:ind w:left="1418"/>
@@ -4396,7 +8498,7 @@
     <w:link w:val="Cmsor1Char"/>
     <w:uiPriority w:val="9"/>
     <w:qFormat/>
-    <w:rsid w:val="00B95AE8"/>
+    <w:rsid w:val="00321C0D"/>
     <w:pPr>
       <w:keepNext/>
       <w:pageBreakBefore/>
@@ -4410,7 +8512,7 @@
       <w:rFonts w:asciiTheme="majorHAnsi" w:eastAsia="Times New Roman" w:hAnsiTheme="majorHAnsi" w:cs="Times New Roman"/>
       <w:b/>
       <w:bCs/>
-      <w:color w:val="00948B" w:themeColor="accent1" w:themeShade="BF"/>
+      <w:color w:val="00635D" w:themeColor="accent1" w:themeShade="80"/>
       <w:kern w:val="36"/>
       <w:sz w:val="40"/>
       <w:szCs w:val="48"/>
@@ -4424,7 +8526,7 @@
     <w:link w:val="Cmsor2Char"/>
     <w:uiPriority w:val="9"/>
     <w:qFormat/>
-    <w:rsid w:val="00B95AE8"/>
+    <w:rsid w:val="00321C0D"/>
     <w:pPr>
       <w:pageBreakBefore w:val="0"/>
       <w:numPr>
@@ -4436,35 +8538,36 @@
     <w:rPr>
       <w:b w:val="0"/>
       <w:bCs w:val="0"/>
-      <w:color w:val="00C6BB" w:themeColor="accent1"/>
-      <w:sz w:val="27"/>
+      <w:color w:val="00948B" w:themeColor="accent1" w:themeShade="BF"/>
+      <w:sz w:val="36"/>
       <w:szCs w:val="27"/>
     </w:rPr>
   </w:style>
   <w:style w:type="paragraph" w:styleId="Cmsor3">
     <w:name w:val="heading 3"/>
-    <w:basedOn w:val="Norml"/>
+    <w:basedOn w:val="Cmsor2"/>
+    <w:next w:val="Norml"/>
     <w:link w:val="Cmsor3Char"/>
     <w:uiPriority w:val="9"/>
     <w:qFormat/>
-    <w:rsid w:val="00491871"/>
+    <w:rsid w:val="00321C0D"/>
     <w:pPr>
-      <w:spacing w:before="100" w:beforeAutospacing="1" w:after="100" w:afterAutospacing="1" w:line="240" w:lineRule="auto"/>
+      <w:numPr>
+        <w:ilvl w:val="2"/>
+      </w:numPr>
+      <w:spacing w:before="100" w:beforeAutospacing="1" w:after="100" w:afterAutospacing="1"/>
       <w:outlineLvl w:val="2"/>
     </w:pPr>
     <w:rPr>
-      <w:rFonts w:ascii="Times New Roman" w:eastAsia="Times New Roman" w:hAnsi="Times New Roman" w:cs="Times New Roman"/>
-      <w:b/>
+      <w:rFonts w:asciiTheme="minorHAnsi" w:hAnsiTheme="minorHAnsi"/>
       <w:bCs/>
+      <w:color w:val="00C6BB" w:themeColor="accent1"/>
       <w:sz w:val="27"/>
-      <w:szCs w:val="27"/>
-      <w:lang w:eastAsia="hu-HU"/>
     </w:rPr>
   </w:style>
   <w:style w:type="character" w:default="1" w:styleId="Bekezdsalapbettpusa">
     <w:name w:val="Default Paragraph Font"/>
     <w:uiPriority w:val="1"/>
-    <w:semiHidden/>
     <w:unhideWhenUsed/>
   </w:style>
   <w:style w:type="table" w:default="1" w:styleId="Normltblzat">
@@ -4493,12 +8596,12 @@
     <w:basedOn w:val="Bekezdsalapbettpusa"/>
     <w:link w:val="Cmsor1"/>
     <w:uiPriority w:val="9"/>
-    <w:rsid w:val="00B95AE8"/>
+    <w:rsid w:val="00321C0D"/>
     <w:rPr>
       <w:rFonts w:asciiTheme="majorHAnsi" w:eastAsia="Times New Roman" w:hAnsiTheme="majorHAnsi" w:cs="Times New Roman"/>
       <w:b/>
       <w:bCs/>
-      <w:color w:val="00948B" w:themeColor="accent1" w:themeShade="BF"/>
+      <w:color w:val="00635D" w:themeColor="accent1" w:themeShade="80"/>
       <w:kern w:val="36"/>
       <w:sz w:val="40"/>
       <w:szCs w:val="48"/>
@@ -4510,12 +8613,12 @@
     <w:basedOn w:val="Bekezdsalapbettpusa"/>
     <w:link w:val="Cmsor2"/>
     <w:uiPriority w:val="9"/>
-    <w:rsid w:val="00B95AE8"/>
+    <w:rsid w:val="00321C0D"/>
     <w:rPr>
       <w:rFonts w:asciiTheme="majorHAnsi" w:eastAsia="Times New Roman" w:hAnsiTheme="majorHAnsi" w:cs="Times New Roman"/>
-      <w:color w:val="00C6BB" w:themeColor="accent1"/>
+      <w:color w:val="00948B" w:themeColor="accent1" w:themeShade="BF"/>
       <w:kern w:val="36"/>
-      <w:sz w:val="27"/>
+      <w:sz w:val="36"/>
       <w:szCs w:val="27"/>
       <w:lang w:eastAsia="hu-HU"/>
     </w:rPr>
@@ -4525,11 +8628,12 @@
     <w:basedOn w:val="Bekezdsalapbettpusa"/>
     <w:link w:val="Cmsor3"/>
     <w:uiPriority w:val="9"/>
-    <w:rsid w:val="00491871"/>
+    <w:rsid w:val="00321C0D"/>
     <w:rPr>
-      <w:rFonts w:ascii="Times New Roman" w:eastAsia="Times New Roman" w:hAnsi="Times New Roman" w:cs="Times New Roman"/>
-      <w:b/>
+      <w:rFonts w:eastAsia="Times New Roman" w:cs="Times New Roman"/>
       <w:bCs/>
+      <w:color w:val="00C6BB" w:themeColor="accent1"/>
+      <w:kern w:val="36"/>
       <w:sz w:val="27"/>
       <w:szCs w:val="27"/>
       <w:lang w:eastAsia="hu-HU"/>
@@ -4895,37 +8999,6 @@
     </w:docPart>
     <w:docPart>
       <w:docPartPr>
-        <w:name w:val="215536D86DD94E6B9E5CC8BB7089C1F7"/>
-        <w:category>
-          <w:name w:val="Általános"/>
-          <w:gallery w:val="placeholder"/>
-        </w:category>
-        <w:types>
-          <w:type w:val="bbPlcHdr"/>
-        </w:types>
-        <w:behaviors>
-          <w:behavior w:val="content"/>
-        </w:behaviors>
-        <w:guid w:val="{0CA4AE02-D357-46E9-AC63-D91E1F7EBD60}"/>
-      </w:docPartPr>
-      <w:docPartBody>
-        <w:p>
-          <w:pPr>
-            <w:pStyle w:val="215536D86DD94E6B9E5CC8BB7089C1F7"/>
-          </w:pPr>
-          <w:r>
-            <w:rPr>
-              <w:color w:val="4472C4" w:themeColor="accent1"/>
-              <w:sz w:val="28"/>
-              <w:szCs w:val="28"/>
-            </w:rPr>
-            <w:t>[Szerző neve]</w:t>
-          </w:r>
-        </w:p>
-      </w:docPartBody>
-    </w:docPart>
-    <w:docPart>
-      <w:docPartPr>
         <w:name w:val="EA19E557E67040AF94F88E31C6B39BC2"/>
         <w:category>
           <w:name w:val="Általános"/>
@@ -4973,14 +9046,14 @@
     <w:charset w:val="EE"/>
     <w:family w:val="roman"/>
     <w:pitch w:val="variable"/>
-    <w:sig w:usb0="E0002EFF" w:usb1="C000785B" w:usb2="00000009" w:usb3="00000000" w:csb0="000001FF" w:csb1="00000000"/>
+    <w:sig w:usb0="E0002AFF" w:usb1="C0007843" w:usb2="00000009" w:usb3="00000000" w:csb0="000001FF" w:csb1="00000000"/>
   </w:font>
   <w:font w:name="Calibri Light">
     <w:panose1 w:val="020F0302020204030204"/>
     <w:charset w:val="EE"/>
     <w:family w:val="swiss"/>
     <w:pitch w:val="variable"/>
-    <w:sig w:usb0="E4002EFF" w:usb1="C200247B" w:usb2="00000009" w:usb3="00000000" w:csb0="000001FF" w:csb1="00000000"/>
+    <w:sig w:usb0="A0002AEF" w:usb1="4000207B" w:usb2="00000000" w:usb3="00000000" w:csb0="000001FF" w:csb1="00000000"/>
   </w:font>
   <w:font w:name="Courier New">
     <w:panose1 w:val="02070309020205020404"/>
@@ -5005,6 +9078,7 @@
   </w:font>
   <w:font w:name="Horizon">
     <w:altName w:val="Calibri"/>
+    <w:panose1 w:val="02000500000000000000"/>
     <w:charset w:val="EE"/>
     <w:family w:val="auto"/>
     <w:pitch w:val="variable"/>
@@ -5015,7 +9089,7 @@
     <w:charset w:val="EE"/>
     <w:family w:val="swiss"/>
     <w:pitch w:val="variable"/>
-    <w:sig w:usb0="E4002EFF" w:usb1="C200247B" w:usb2="00000009" w:usb3="00000000" w:csb0="000001FF" w:csb1="00000000"/>
+    <w:sig w:usb0="E0002AFF" w:usb1="4000ACFF" w:usb2="00000001" w:usb3="00000000" w:csb0="000001FF" w:csb1="00000000"/>
   </w:font>
 </w:fonts>
 </file>
@@ -5035,6 +9109,11 @@
     <w:compatSetting w:name="differentiateMultirowTableHeaders" w:uri="http://schemas.microsoft.com/office/word" w:val="1"/>
     <w:compatSetting w:name="useWord2013TrackBottomHyphenation" w:uri="http://schemas.microsoft.com/office/word" w:val="0"/>
   </w:compat>
+  <w:rsids>
+    <w:rsidRoot w:val="00B95CD8"/>
+    <w:rsid w:val="006F0C31"/>
+    <w:rsid w:val="00B95CD8"/>
+  </w:rsids>
   <m:mathPr>
     <m:mathFont m:val="Cambria Math"/>
     <m:brkBin m:val="before"/>
